--- a/plantillas_maestras/09_seguro_patrimonial_caucion_rc/materia_general_asegurativa/1_ddo_aseguradora/varon/TPL_3163_2025_SEGURO_PATRIMONIAL_CAUCION_RC_MATERIA_GENERAL_ASEGURATIVA_ASEGURADORA_VARON_R21.docx
+++ b/plantillas_maestras/09_seguro_patrimonial_caucion_rc/materia_general_asegurativa/1_ddo_aseguradora/varon/TPL_3163_2025_SEGURO_PATRIMONIAL_CAUCION_RC_MATERIA_GENERAL_ASEGURATIVA_ASEGURADORA_VARON_R21.docx
@@ -23,7 +23,7 @@
           <w:b/>
           <w:color w:val="auto"/>
         </w:rPr>
-        <w:t>RESOLUCIÓN N°</w:t>
+        <w:t>RESOLUCIÓN </w:t>
       </w:r>
       <w:r>
         <w:rPr>
@@ -89,7 +89,7 @@
           <w:b/>
           <w:color w:val="auto"/>
         </w:rPr>
-        <w:t>EXPEDIENTE N°</w:t>
+        <w:t>EXPEDIENTE </w:t>
       </w:r>
       <w:r>
         <w:rPr>
@@ -375,7 +375,7 @@
           <w:color w:val="auto"/>
         </w:rPr>
         <w:tab/>
-        <w:t xml:space="preserve">      </w:t>
+        <w:t xml:space="preserve"> </w:t>
       </w:r>
       <w:r>
         <w:rPr>
@@ -664,7 +664,7 @@
           <w:rFonts w:ascii="Arial Narrow" w:hAnsi="Arial Narrow"/>
           <w:color w:val="auto"/>
         </w:rPr>
-        <w:t>por presuntas infracciones a la Ley N° 29571, Código de Protección y Defensa del Consumidor (en adelante, Código)</w:t>
+        <w:t>por presuntas infracciones a la Ley 29571, Código de Protección y Defensa del Consumidor (en adelante, Código)</w:t>
       </w:r>
       <w:r>
         <w:rPr>
@@ -932,13 +932,13 @@
         <w:rPr>
           <w:rFonts w:ascii="Arial Narrow" w:hAnsi="Arial Narrow"/>
         </w:rPr>
-        <w:t xml:space="preserve"> Técnica de la Comisión de Protección al Consumidor N°1 (en adelante, Secretaría Técnica), mediante </w:t>
-      </w:r>
-      <w:r>
-        <w:rPr>
-          <w:rFonts w:ascii="Arial Narrow" w:hAnsi="Arial Narrow"/>
-        </w:rPr>
-        <w:t>Resolución N°1, requirió</w:t>
+        <w:t xml:space="preserve"> Técnica de la Comisión de Protección al Consumidor 1 (en adelante, Secretaría Técnica), mediante </w:t>
+      </w:r>
+      <w:r>
+        <w:rPr>
+          <w:rFonts w:ascii="Arial Narrow" w:hAnsi="Arial Narrow"/>
+        </w:rPr>
+        <w:t>Resolución 1, requirió</w:t>
       </w:r>
       <w:r>
         <w:rPr>
@@ -1210,7 +1210,7 @@
         <w:rPr>
           <w:rFonts w:ascii="Arial Narrow" w:hAnsi="Arial Narrow"/>
         </w:rPr>
-        <w:t>Nº</w:t>
+        <w:t/>
       </w:r>
       <w:proofErr w:type="spellEnd"/>
       <w:r>
@@ -1241,7 +1241,7 @@
         <w:rPr>
           <w:rFonts w:ascii="Arial Narrow" w:hAnsi="Arial Narrow"/>
         </w:rPr>
-        <w:t>de Protección al Consumidor N° 1 (en adelante, la Secretaría Técnica</w:t>
+        <w:t>de Protección al Consumidor 1 (en adelante, la Secretaría Técnica</w:t>
       </w:r>
       <w:r>
         <w:rPr>
@@ -1404,7 +1404,7 @@
         <w:rPr>
           <w:rFonts w:ascii="Arial Narrow" w:hAnsi="Arial Narrow"/>
         </w:rPr>
-        <w:t>El numeral 2.1 del artículo 2° de la Directiva N° 001-2008-TRI-INDECOPI</w:t>
+        <w:t>El numeral 2.1 del artículo 2 de la Directiva 001-2008-TRI-INDECOPI</w:t>
       </w:r>
       <w:r>
         <w:rPr>
@@ -1423,7 +1423,7 @@
         <w:rPr>
           <w:rFonts w:ascii="Arial Narrow" w:hAnsi="Arial Narrow"/>
         </w:rPr>
-        <w:t>Nº</w:t>
+        <w:t/>
       </w:r>
       <w:proofErr w:type="spellEnd"/>
       <w:r>
@@ -1496,7 +1496,7 @@
         <w:rPr>
           <w:rFonts w:ascii="Arial Narrow" w:hAnsi="Arial Narrow"/>
         </w:rPr>
-        <w:t>Asimismo, el literal d) del numeral 2.1 del artículo 2° de la Directiva señala que podrá ser confidencial la información declarada como reservada por ley, tales como la información proveniente de los datos personales, de terceras personas ajenas al procedimiento; y, la protegida por la regulación del secreto bancario, tributario, comercial, industrial, empresarial, tecnológico y bursátil.</w:t>
+        <w:t>Asimismo, el literal d) del numeral 2.1 del artículo 2 de la Directiva señala que podrá ser confidencial la información declarada como reservada por ley, tales como la información proveniente de los datos personales, de terceras personas ajenas al procedimiento; y, la protegida por la regulación del secreto bancario, tributario, comercial, industrial, empresarial, tecnológico y bursátil.</w:t>
       </w:r>
     </w:p>
     <w:p>
@@ -2074,7 +2074,7 @@
           <w:rStyle w:val="normaltextrun"/>
           <w:rFonts w:ascii="Arial Narrow" w:hAnsi="Arial Narrow"/>
         </w:rPr>
-        <w:t xml:space="preserve">, el numeral 2.1 del artículo 2° de la Directiva N° 001-2008/TRI-INDECOPI señala que será confidencial de pleno derecho la información declarada como reservada por ley. </w:t>
+        <w:t xml:space="preserve">, el numeral 2.1 del artículo 2 de la Directiva 001-2008/TRI-INDECOPI señala que será confidencial de pleno derecho la información declarada como reservada por ley. </w:t>
       </w:r>
     </w:p>
     <w:p>
@@ -2108,7 +2108,7 @@
           <w:rStyle w:val="normaltextrun"/>
           <w:rFonts w:ascii="Arial Narrow" w:hAnsi="Arial Narrow"/>
         </w:rPr>
-        <w:t>Por otro lado, el artículo 85° del Texto Único Ordenado del Código Tributario (en adelante, el Código Tributario), aprobado mediante Decreto Supremo N° 133-2013-EF establece expresamente que la información sobre la cuantía, las fuentes de las rentas, los gastos, la base imponible o cualesquiera otros datos relativos a ellos, tiene carácter reservado.</w:t>
+        <w:t>Por otro lado, el artículo 85 del Texto Único Ordenado del Código Tributario (en adelante, el Código Tributario), aprobado mediante Decreto Supremo 133-2013-EF establece expresamente que la información sobre la cuantía, las fuentes de las rentas, los gastos, la base imponible o cualesquiera otros datos relativos a ellos, tiene carácter reservado.</w:t>
       </w:r>
       <w:r>
         <w:rPr>
@@ -2269,7 +2269,7 @@
           <w:rStyle w:val="normaltextrun"/>
           <w:rFonts w:ascii="Arial Narrow" w:hAnsi="Arial Narrow"/>
         </w:rPr>
-        <w:t>Al respecto, la Secretaria Técnica considera que la referida información posee carácter reservado, en tanto revela la cuantía de las ventas de Fondos; por lo que corresponde declarar la confidencialidad, en atención a lo dispuesto en el artículo 85° del Código Tributario.</w:t>
+        <w:t>Al respecto, la Secretaria Técnica considera que la referida información posee carácter reservado, en tanto revela la cuantía de las ventas de Fondos; por lo que corresponde declarar la confidencialidad, en atención a lo dispuesto en el artículo 85 del Código Tributario.</w:t>
       </w:r>
     </w:p>
     <w:p>
@@ -2302,7 +2302,7 @@
           <w:rFonts w:ascii="Arial Narrow" w:hAnsi="Arial Narrow"/>
           <w:color w:val="auto"/>
         </w:rPr>
-        <w:t xml:space="preserve">En consecuencia, conforme a lo dispuesto en el artículo 85° del Código Tributario, la Secretaría Técnica considera que corresponde declarar la confidencialidad de la información contenida en las copias de las declaraciones juradas mensuales (PDT-IGV Renta </w:t>
+        <w:t xml:space="preserve">En consecuencia, conforme a lo dispuesto en el artículo 85 del Código Tributario, la Secretaría Técnica considera que corresponde declarar la confidencialidad de la información contenida en las copias de las declaraciones juradas mensuales (PDT-IGV Renta </w:t>
       </w:r>
       <w:r>
         <w:rPr>
@@ -2404,7 +2404,7 @@
           <w:bCs/>
         </w:rPr>
         <w:lastRenderedPageBreak/>
-        <w:t xml:space="preserve">N° 1 denominado “INDECOPI - PDT.PDF” de la pieza </w:t>
+        <w:t xml:space="preserve">1 denominado “INDECOPI - PDT.PDF” de la pieza </w:t>
       </w:r>
       <w:proofErr w:type="spellStart"/>
       <w:r>
@@ -2413,7 +2413,7 @@
           <w:b/>
           <w:bCs/>
         </w:rPr>
-        <w:t>Nº</w:t>
+        <w:t/>
       </w:r>
       <w:proofErr w:type="spellEnd"/>
       <w:r>
@@ -2731,7 +2731,7 @@
           <w:b/>
           <w:bCs/>
         </w:rPr>
-        <w:t xml:space="preserve">documento N° </w:t>
+        <w:t xml:space="preserve">documento </w:t>
       </w:r>
       <w:r>
         <w:rPr>
@@ -2780,7 +2780,7 @@
           <w:b/>
           <w:bCs/>
         </w:rPr>
-        <w:t>Nº</w:t>
+        <w:t/>
       </w:r>
       <w:proofErr w:type="spellEnd"/>
       <w:r>
@@ -3045,7 +3045,7 @@
           <w:bCs/>
           <w:color w:val="000000" w:themeColor="text1"/>
         </w:rPr>
-        <w:t> Protección al Consumidor N° 1</w:t>
+        <w:t> Protección al Consumidor 1</w:t>
       </w:r>
     </w:p>
     <w:p>
@@ -3351,7 +3351,7 @@
           <w:sz w:val="14"/>
           <w:szCs w:val="14"/>
         </w:rPr>
-        <w:t xml:space="preserve">          </w:t>
+        <w:t xml:space="preserve"> </w:t>
       </w:r>
       <w:r>
         <w:rPr>
@@ -3367,7 +3367,7 @@
           <w:sz w:val="14"/>
           <w:szCs w:val="14"/>
         </w:rPr>
-        <w:t>Publicado el 2 de setiembre de 2010 en el Diario Oficial El Peruano, vigente desde el 2 de octubre de 2010 y modificado por Decreto Legislativo N° 1308.</w:t>
+        <w:t>Publicado el 2 de setiembre de 2010 en el Diario Oficial El Peruano, vigente desde el 2 de octubre de 2010 y modificado por Decreto Legislativo 1308.</w:t>
       </w:r>
     </w:p>
   </w:footnote>
@@ -3434,7 +3434,7 @@
           <w:sz w:val="14"/>
           <w:szCs w:val="14"/>
         </w:rPr>
-        <w:t>Nº</w:t>
+        <w:t/>
       </w:r>
       <w:proofErr w:type="spellEnd"/>
       <w:r>
@@ -3454,7 +3454,7 @@
           <w:sz w:val="14"/>
           <w:szCs w:val="14"/>
         </w:rPr>
-        <w:t>Nº</w:t>
+        <w:t/>
       </w:r>
       <w:proofErr w:type="spellEnd"/>
       <w:r>
@@ -4243,7 +4243,7 @@
           <w:sz w:val="14"/>
           <w:szCs w:val="14"/>
         </w:rPr>
-        <w:t>Nº</w:t>
+        <w:t/>
       </w:r>
       <w:proofErr w:type="spellEnd"/>
       <w:r>
@@ -4263,7 +4263,7 @@
           <w:sz w:val="14"/>
           <w:szCs w:val="14"/>
         </w:rPr>
-        <w:t>Nº</w:t>
+        <w:t/>
       </w:r>
       <w:proofErr w:type="spellEnd"/>
       <w:r>
@@ -4423,7 +4423,7 @@
           <w:sz w:val="14"/>
           <w:szCs w:val="14"/>
         </w:rPr>
-        <w:t>TEXTO ÚNICO ORDENADO DEL CÓDIGO TRIBUTARIO, aprobado por DECRETO SUPREMO N° 133-2013-EF y publicado el 22 de junio de 2013</w:t>
+        <w:t>TEXTO ÚNICO ORDENADO DEL CÓDIGO TRIBUTARIO, aprobado por DECRETO SUPREMO 133-2013-EF y publicado el 22 de junio de 2013</w:t>
       </w:r>
     </w:p>
     <w:p>
@@ -4530,7 +4530,7 @@
           <w:sz w:val="14"/>
           <w:szCs w:val="14"/>
         </w:rPr>
-        <w:t>DIRECTIVA N° 001-2008-TRI-INDECOPI, DIRECTIVA SOBRE CONFIDENCIALIDAD DE LA INFORMACIÓN EN LOS PROCEDIMIENTOS SEGUIDOS POR LOS ÓRGANOS FUNCIONALES DEL INDECOPI, modificada por la DIRECTIVA N° 003-2022/TRI-INDECOPI</w:t>
+        <w:t>DIRECTIVA 001-2008-TRI-INDECOPI, DIRECTIVA SOBRE CONFIDENCIALIDAD DE LA INFORMACIÓN EN LOS PROCEDIMIENTOS SEGUIDOS POR LOS ÓRGANOS FUNCIONALES DEL INDECOPI, modificada por la DIRECTIVA 003-2022/TRI-INDECOPI</w:t>
       </w:r>
     </w:p>
     <w:p>
@@ -4828,7 +4828,7 @@
               <w:sz w:val="16"/>
               <w:szCs w:val="16"/>
             </w:rPr>
-            <w:t xml:space="preserve">SECRETARIA TÉCNICA DE LA    </w:t>
+            <w:t xml:space="preserve">SECRETARIA TÉCNICA DE LA </w:t>
           </w:r>
         </w:p>
         <w:p>

--- a/plantillas_maestras/09_seguro_patrimonial_caucion_rc/materia_general_asegurativa/1_ddo_aseguradora/varon/TPL_3163_2025_SEGURO_PATRIMONIAL_CAUCION_RC_MATERIA_GENERAL_ASEGURATIVA_ASEGURADORA_VARON_R21.docx
+++ b/plantillas_maestras/09_seguro_patrimonial_caucion_rc/materia_general_asegurativa/1_ddo_aseguradora/varon/TPL_3163_2025_SEGURO_PATRIMONIAL_CAUCION_RC_MATERIA_GENERAL_ASEGURATIVA_ASEGURADORA_VARON_R21.docx
@@ -158,7 +158,7 @@
           <w:b/>
           <w:color w:val="auto"/>
         </w:rPr>
-        <w:t>DENUNCIANTE</w:t>
+        <w:t xml:space="preserve">DENUNCIANTE: [DENUNCIANTE] ([APELLIDO])</w:t>
       </w:r>
       <w:r>
         <w:rPr>
@@ -182,7 +182,7 @@
           <w:b/>
           <w:color w:val="auto"/>
         </w:rPr>
-        <w:t>:</w:t>
+        <w:t/>
       </w:r>
       <w:r>
         <w:rPr>
@@ -190,7 +190,7 @@
           <w:b/>
           <w:color w:val="auto"/>
         </w:rPr>
-        <w:t xml:space="preserve"> </w:t>
+        <w:t xml:space="preserve"/>
       </w:r>
       <w:r>
         <w:rPr>
@@ -206,7 +206,7 @@
           <w:b/>
           <w:color w:val="auto"/>
         </w:rPr>
-        <w:t xml:space="preserve">AGGITY PERÚ S.A.C. </w:t>
+        <w:t xml:space="preserve"/>
       </w:r>
       <w:r>
         <w:rPr>
@@ -214,7 +214,7 @@
           <w:b/>
           <w:color w:val="auto"/>
         </w:rPr>
-        <w:t>(</w:t>
+        <w:t/>
       </w:r>
       <w:r>
         <w:rPr>
@@ -222,7 +222,7 @@
           <w:b/>
           <w:color w:val="auto"/>
         </w:rPr>
-        <w:t>AGGITY</w:t>
+        <w:t/>
       </w:r>
       <w:r>
         <w:rPr>
@@ -230,7 +230,7 @@
           <w:b/>
           <w:color w:val="auto"/>
         </w:rPr>
-        <w:t>)</w:t>
+        <w:t/>
       </w:r>
     </w:p>
     <w:p>
@@ -254,7 +254,7 @@
           <w:b/>
           <w:color w:val="auto"/>
         </w:rPr>
-        <w:t>DENUNCIADO</w:t>
+        <w:t xml:space="preserve">DENUNCIADO: AVLA [APELLIDO] COMPAÑÍA DE SEGUROS S.A. (AVLA)</w:t>
       </w:r>
       <w:r>
         <w:rPr>
@@ -270,7 +270,7 @@
           <w:b/>
           <w:color w:val="auto"/>
         </w:rPr>
-        <w:t>:</w:t>
+        <w:t/>
       </w:r>
       <w:r>
         <w:rPr>
@@ -278,7 +278,7 @@
           <w:b/>
           <w:color w:val="auto"/>
         </w:rPr>
-        <w:t xml:space="preserve"> </w:t>
+        <w:t xml:space="preserve"/>
       </w:r>
       <w:r>
         <w:rPr>
@@ -294,7 +294,7 @@
           <w:b/>
           <w:color w:val="auto"/>
         </w:rPr>
-        <w:t xml:space="preserve">AVLA PERÚ COMPAÑÍA DE SEGUROS S.A. </w:t>
+        <w:t xml:space="preserve"/>
       </w:r>
       <w:r>
         <w:rPr>
@@ -302,7 +302,7 @@
           <w:b/>
           <w:color w:val="auto"/>
         </w:rPr>
-        <w:t>(</w:t>
+        <w:t/>
       </w:r>
       <w:r>
         <w:rPr>
@@ -310,7 +310,7 @@
           <w:b/>
           <w:color w:val="auto"/>
         </w:rPr>
-        <w:t>AVLA</w:t>
+        <w:t/>
       </w:r>
       <w:r>
         <w:rPr>
@@ -318,7 +318,7 @@
           <w:b/>
           <w:color w:val="auto"/>
         </w:rPr>
-        <w:t>)</w:t>
+        <w:t/>
       </w:r>
     </w:p>
     <w:p>
@@ -520,98 +520,98 @@
           <w:rFonts w:ascii="Arial Narrow" w:hAnsi="Arial Narrow"/>
           <w:color w:val="auto"/>
         </w:rPr>
-        <w:t xml:space="preserve">Mediante escrito </w:t>
-      </w:r>
-      <w:r>
-        <w:rPr>
-          <w:rFonts w:ascii="Arial Narrow" w:hAnsi="Arial Narrow"/>
-          <w:color w:val="auto"/>
-        </w:rPr>
-        <w:t>del</w:t>
-      </w:r>
-      <w:r>
-        <w:rPr>
-          <w:rFonts w:ascii="Arial Narrow" w:hAnsi="Arial Narrow"/>
-          <w:color w:val="auto"/>
-        </w:rPr>
-        <w:t xml:space="preserve"> </w:t>
-      </w:r>
-      <w:r>
-        <w:rPr>
-          <w:rFonts w:ascii="Arial Narrow" w:hAnsi="Arial Narrow"/>
-          <w:color w:val="auto"/>
-        </w:rPr>
-        <w:t>1 de diciembre de 2025</w:t>
-      </w:r>
-      <w:r>
-        <w:rPr>
-          <w:rFonts w:ascii="Arial Narrow" w:hAnsi="Arial Narrow"/>
-          <w:color w:val="auto"/>
-        </w:rPr>
-        <w:t>,</w:t>
-      </w:r>
-      <w:r>
-        <w:rPr>
-          <w:rFonts w:ascii="Arial Narrow" w:hAnsi="Arial Narrow"/>
-          <w:color w:val="auto"/>
-        </w:rPr>
-        <w:t xml:space="preserve"> </w:t>
-      </w:r>
-      <w:r>
-        <w:rPr>
-          <w:rFonts w:ascii="Arial Narrow" w:hAnsi="Arial Narrow"/>
-          <w:color w:val="auto"/>
-        </w:rPr>
-        <w:t xml:space="preserve">subsanado </w:t>
-      </w:r>
-      <w:r>
-        <w:rPr>
-          <w:rFonts w:ascii="Arial Narrow" w:hAnsi="Arial Narrow"/>
-          <w:color w:val="auto"/>
-        </w:rPr>
-        <w:t xml:space="preserve">mediante </w:t>
-      </w:r>
-      <w:r>
-        <w:rPr>
-          <w:rFonts w:ascii="Arial Narrow" w:hAnsi="Arial Narrow"/>
-          <w:color w:val="auto"/>
-        </w:rPr>
-        <w:t xml:space="preserve">el </w:t>
-      </w:r>
-      <w:r>
-        <w:rPr>
-          <w:rFonts w:ascii="Arial Narrow" w:hAnsi="Arial Narrow"/>
-          <w:color w:val="auto"/>
-        </w:rPr>
-        <w:t xml:space="preserve">escrito </w:t>
-      </w:r>
-      <w:r>
-        <w:rPr>
-          <w:rFonts w:ascii="Arial Narrow" w:hAnsi="Arial Narrow"/>
-          <w:color w:val="auto"/>
-        </w:rPr>
-        <w:t xml:space="preserve">del </w:t>
-      </w:r>
-      <w:r>
-        <w:rPr>
-          <w:rFonts w:ascii="Arial Narrow" w:hAnsi="Arial Narrow"/>
-          <w:color w:val="auto"/>
-        </w:rPr>
-        <w:t>13 de enero de 2026</w:t>
-      </w:r>
-      <w:r>
-        <w:rPr>
-          <w:rFonts w:ascii="Arial Narrow" w:hAnsi="Arial Narrow"/>
-          <w:color w:val="auto"/>
-        </w:rPr>
-        <w:t>,</w:t>
-      </w:r>
-      <w:r>
-        <w:rPr>
-          <w:rFonts w:ascii="Arial Narrow" w:hAnsi="Arial Narrow"/>
-          <w:color w:val="auto"/>
-        </w:rPr>
-        <w:t xml:space="preserve"> </w:t>
+        <w:t xml:space="preserve">Mediante escrito del 1 de diciembre de 2025, subsanado mediante el escrito del 13 de enero de 2026, [APELLIDO] denunció a Avla por presuntas infracciones a la Ley 29571, Código de Protección y Defensa del Consumidor (en adelante, Código).</w:t>
+      </w:r>
+      <w:r>
+        <w:rPr>
+          <w:rFonts w:ascii="Arial Narrow" w:hAnsi="Arial Narrow"/>
+          <w:color w:val="auto"/>
+        </w:rPr>
+        <w:t/>
+      </w:r>
+      <w:r>
+        <w:rPr>
+          <w:rFonts w:ascii="Arial Narrow" w:hAnsi="Arial Narrow"/>
+          <w:color w:val="auto"/>
+        </w:rPr>
+        <w:t xml:space="preserve"/>
+      </w:r>
+      <w:r>
+        <w:rPr>
+          <w:rFonts w:ascii="Arial Narrow" w:hAnsi="Arial Narrow"/>
+          <w:color w:val="auto"/>
+        </w:rPr>
+        <w:t/>
+      </w:r>
+      <w:r>
+        <w:rPr>
+          <w:rFonts w:ascii="Arial Narrow" w:hAnsi="Arial Narrow"/>
+          <w:color w:val="auto"/>
+        </w:rPr>
+        <w:t/>
+      </w:r>
+      <w:r>
+        <w:rPr>
+          <w:rFonts w:ascii="Arial Narrow" w:hAnsi="Arial Narrow"/>
+          <w:color w:val="auto"/>
+        </w:rPr>
+        <w:t xml:space="preserve"/>
+      </w:r>
+      <w:r>
+        <w:rPr>
+          <w:rFonts w:ascii="Arial Narrow" w:hAnsi="Arial Narrow"/>
+          <w:color w:val="auto"/>
+        </w:rPr>
+        <w:t xml:space="preserve"/>
+      </w:r>
+      <w:r>
+        <w:rPr>
+          <w:rFonts w:ascii="Arial Narrow" w:hAnsi="Arial Narrow"/>
+          <w:color w:val="auto"/>
+        </w:rPr>
+        <w:t xml:space="preserve"/>
+      </w:r>
+      <w:r>
+        <w:rPr>
+          <w:rFonts w:ascii="Arial Narrow" w:hAnsi="Arial Narrow"/>
+          <w:color w:val="auto"/>
+        </w:rPr>
+        <w:t xml:space="preserve"/>
+      </w:r>
+      <w:r>
+        <w:rPr>
+          <w:rFonts w:ascii="Arial Narrow" w:hAnsi="Arial Narrow"/>
+          <w:color w:val="auto"/>
+        </w:rPr>
+        <w:t xml:space="preserve"/>
+      </w:r>
+      <w:r>
+        <w:rPr>
+          <w:rFonts w:ascii="Arial Narrow" w:hAnsi="Arial Narrow"/>
+          <w:color w:val="auto"/>
+        </w:rPr>
+        <w:t xml:space="preserve"/>
+      </w:r>
+      <w:r>
+        <w:rPr>
+          <w:rFonts w:ascii="Arial Narrow" w:hAnsi="Arial Narrow"/>
+          <w:color w:val="auto"/>
+        </w:rPr>
+        <w:t/>
+      </w:r>
+      <w:r>
+        <w:rPr>
+          <w:rFonts w:ascii="Arial Narrow" w:hAnsi="Arial Narrow"/>
+          <w:color w:val="auto"/>
+        </w:rPr>
+        <w:t/>
+      </w:r>
+      <w:r>
+        <w:rPr>
+          <w:rFonts w:ascii="Arial Narrow" w:hAnsi="Arial Narrow"/>
+          <w:color w:val="auto"/>
+        </w:rPr>
+        <w:t xml:space="preserve"/>
       </w:r>
       <w:proofErr w:type="spellStart"/>
       <w:r>
@@ -619,7 +619,7 @@
           <w:rFonts w:ascii="Arial Narrow" w:hAnsi="Arial Narrow"/>
           <w:color w:val="auto"/>
         </w:rPr>
-        <w:t>Aggity</w:t>
+        <w:t/>
       </w:r>
       <w:proofErr w:type="spellEnd"/>
       <w:r>
@@ -627,21 +627,21 @@
           <w:rFonts w:ascii="Arial Narrow" w:hAnsi="Arial Narrow"/>
           <w:color w:val="auto"/>
         </w:rPr>
-        <w:t xml:space="preserve"> </w:t>
-      </w:r>
-      <w:r>
-        <w:rPr>
-          <w:rFonts w:ascii="Arial Narrow" w:hAnsi="Arial Narrow"/>
-          <w:color w:val="auto"/>
-        </w:rPr>
-        <w:t xml:space="preserve">denunció </w:t>
-      </w:r>
-      <w:r>
-        <w:rPr>
-          <w:rFonts w:ascii="Arial Narrow" w:hAnsi="Arial Narrow"/>
-          <w:color w:val="auto"/>
-        </w:rPr>
-        <w:t xml:space="preserve">a </w:t>
+        <w:t xml:space="preserve"/>
+      </w:r>
+      <w:r>
+        <w:rPr>
+          <w:rFonts w:ascii="Arial Narrow" w:hAnsi="Arial Narrow"/>
+          <w:color w:val="auto"/>
+        </w:rPr>
+        <w:t xml:space="preserve"/>
+      </w:r>
+      <w:r>
+        <w:rPr>
+          <w:rFonts w:ascii="Arial Narrow" w:hAnsi="Arial Narrow"/>
+          <w:color w:val="auto"/>
+        </w:rPr>
+        <w:t xml:space="preserve"/>
       </w:r>
       <w:proofErr w:type="spellStart"/>
       <w:r>
@@ -649,7 +649,7 @@
           <w:rFonts w:ascii="Arial Narrow" w:hAnsi="Arial Narrow"/>
           <w:color w:val="auto"/>
         </w:rPr>
-        <w:t>Avla</w:t>
+        <w:t/>
       </w:r>
       <w:proofErr w:type="spellEnd"/>
       <w:r>
@@ -657,14 +657,14 @@
           <w:rFonts w:ascii="Arial Narrow" w:hAnsi="Arial Narrow"/>
           <w:color w:val="auto"/>
         </w:rPr>
-        <w:t xml:space="preserve"> </w:t>
-      </w:r>
-      <w:r>
-        <w:rPr>
-          <w:rFonts w:ascii="Arial Narrow" w:hAnsi="Arial Narrow"/>
-          <w:color w:val="auto"/>
-        </w:rPr>
-        <w:t>por presuntas infracciones a la Ley 29571, Código de Protección y Defensa del Consumidor (en adelante, Código)</w:t>
+        <w:t xml:space="preserve"/>
+      </w:r>
+      <w:r>
+        <w:rPr>
+          <w:rFonts w:ascii="Arial Narrow" w:hAnsi="Arial Narrow"/>
+          <w:color w:val="auto"/>
+        </w:rPr>
+        <w:t/>
       </w:r>
       <w:r>
         <w:rPr>
@@ -679,7 +679,7 @@
           <w:rFonts w:ascii="Arial Narrow" w:hAnsi="Arial Narrow"/>
           <w:color w:val="auto"/>
         </w:rPr>
-        <w:t>.</w:t>
+        <w:t/>
       </w:r>
     </w:p>
     <w:p>
@@ -717,7 +717,7 @@
           <w:rFonts w:ascii="Arial Narrow" w:hAnsi="Arial Narrow"/>
           <w:color w:val="auto"/>
         </w:rPr>
-        <w:t>Aggity</w:t>
+        <w:t xml:space="preserve">[APELLIDO] solicitó, en calidad de medida correctiva, que Avla cumpla con: (i) realizar la devolución inmediata e incondicional de los fondos retenidos sin sustento contractual ni legal; (ii) disponer la inaplicación definitiva de las cláusulas abusivas identificadas en el contrato de garantía mobiliaria y documentos asociados, teniéndolas por “no puestas”; (iii) adecuar sus contratos y prácticas a los estándares de transparencia, equidad y protección al consumidor; y, (iv) reparar, de ser el caso, los perjuicios directos ocasionados a [APELLIDO] como consecuencia de la retención indebida de fondos. Asimismo, no requirió de manera expresa el reembolso de costos y costas del presente procedimiento.</w:t>
       </w:r>
       <w:proofErr w:type="spellEnd"/>
       <w:r>
@@ -725,27 +725,27 @@
           <w:rFonts w:ascii="Arial Narrow" w:hAnsi="Arial Narrow"/>
           <w:color w:val="auto"/>
         </w:rPr>
-        <w:t xml:space="preserve"> </w:t>
-      </w:r>
-      <w:r>
-        <w:rPr>
-          <w:rFonts w:ascii="Arial Narrow" w:hAnsi="Arial Narrow"/>
-        </w:rPr>
-        <w:t xml:space="preserve">solicitó, en calidad </w:t>
+        <w:t xml:space="preserve"/>
+      </w:r>
+      <w:r>
+        <w:rPr>
+          <w:rFonts w:ascii="Arial Narrow" w:hAnsi="Arial Narrow"/>
+        </w:rPr>
+        <w:t xml:space="preserve"/>
       </w:r>
       <w:bookmarkStart w:id="1" w:name="_Hlk97713383"/>
       <w:r>
         <w:rPr>
           <w:rFonts w:ascii="Arial Narrow" w:hAnsi="Arial Narrow"/>
         </w:rPr>
-        <w:t xml:space="preserve">de medida correctiva, </w:t>
+        <w:t xml:space="preserve"/>
       </w:r>
       <w:bookmarkEnd w:id="1"/>
       <w:r>
         <w:rPr>
           <w:rFonts w:ascii="Arial Narrow" w:hAnsi="Arial Narrow"/>
         </w:rPr>
-        <w:t xml:space="preserve">que </w:t>
+        <w:t xml:space="preserve"/>
       </w:r>
       <w:proofErr w:type="spellStart"/>
       <w:r>
@@ -753,7 +753,7 @@
           <w:rFonts w:ascii="Arial Narrow" w:hAnsi="Arial Narrow"/>
           <w:color w:val="auto"/>
         </w:rPr>
-        <w:t>Avla</w:t>
+        <w:t/>
       </w:r>
       <w:proofErr w:type="spellEnd"/>
       <w:r>
@@ -761,67 +761,67 @@
           <w:rFonts w:ascii="Arial Narrow" w:hAnsi="Arial Narrow"/>
           <w:color w:val="auto"/>
         </w:rPr>
-        <w:t xml:space="preserve"> </w:t>
-      </w:r>
-      <w:r>
-        <w:rPr>
-          <w:rFonts w:ascii="Arial Narrow" w:hAnsi="Arial Narrow"/>
-        </w:rPr>
-        <w:t xml:space="preserve">cumpla </w:t>
-      </w:r>
-      <w:r>
-        <w:rPr>
-          <w:rFonts w:ascii="Arial Narrow" w:hAnsi="Arial Narrow"/>
-        </w:rPr>
-        <w:t>con</w:t>
-      </w:r>
-      <w:r>
-        <w:rPr>
-          <w:rFonts w:ascii="Arial Narrow" w:hAnsi="Arial Narrow"/>
-        </w:rPr>
-        <w:t>: (i) realizar la devolución inmediata e incondicional de los fondos retenidos sin sustento contractual ni legal; (</w:t>
+        <w:t xml:space="preserve"/>
+      </w:r>
+      <w:r>
+        <w:rPr>
+          <w:rFonts w:ascii="Arial Narrow" w:hAnsi="Arial Narrow"/>
+        </w:rPr>
+        <w:t xml:space="preserve"/>
+      </w:r>
+      <w:r>
+        <w:rPr>
+          <w:rFonts w:ascii="Arial Narrow" w:hAnsi="Arial Narrow"/>
+        </w:rPr>
+        <w:t/>
+      </w:r>
+      <w:r>
+        <w:rPr>
+          <w:rFonts w:ascii="Arial Narrow" w:hAnsi="Arial Narrow"/>
+        </w:rPr>
+        <w:t/>
       </w:r>
       <w:proofErr w:type="spellStart"/>
       <w:r>
         <w:rPr>
           <w:rFonts w:ascii="Arial Narrow" w:hAnsi="Arial Narrow"/>
         </w:rPr>
-        <w:t>ii</w:t>
+        <w:t/>
       </w:r>
       <w:proofErr w:type="spellEnd"/>
       <w:r>
         <w:rPr>
           <w:rFonts w:ascii="Arial Narrow" w:hAnsi="Arial Narrow"/>
         </w:rPr>
-        <w:t>) disponer la inaplicación definitiva de las cláusulas abusivas identificadas en el contrato de garantía mobiliaria y documentos asociados, teniéndolas por “no puestas”; (</w:t>
+        <w:t/>
       </w:r>
       <w:proofErr w:type="spellStart"/>
       <w:r>
         <w:rPr>
           <w:rFonts w:ascii="Arial Narrow" w:hAnsi="Arial Narrow"/>
         </w:rPr>
-        <w:t>iii</w:t>
+        <w:t/>
       </w:r>
       <w:proofErr w:type="spellEnd"/>
       <w:r>
         <w:rPr>
           <w:rFonts w:ascii="Arial Narrow" w:hAnsi="Arial Narrow"/>
         </w:rPr>
-        <w:t>) adecuar sus contratos y prácticas a los estándares de transparencia, equidad y protección al consumidor; y, (</w:t>
+        <w:t/>
       </w:r>
       <w:proofErr w:type="spellStart"/>
       <w:r>
         <w:rPr>
           <w:rFonts w:ascii="Arial Narrow" w:hAnsi="Arial Narrow"/>
         </w:rPr>
-        <w:t>iv</w:t>
+        <w:t/>
       </w:r>
       <w:proofErr w:type="spellEnd"/>
       <w:r>
         <w:rPr>
           <w:rFonts w:ascii="Arial Narrow" w:hAnsi="Arial Narrow"/>
         </w:rPr>
-        <w:t xml:space="preserve">) reparar, de ser el caso, los perjuicios directos ocasionados a </w:t>
+        <w:t xml:space="preserve"/>
       </w:r>
       <w:proofErr w:type="spellStart"/>
       <w:r>
@@ -829,56 +829,56 @@
           <w:rFonts w:ascii="Arial Narrow" w:hAnsi="Arial Narrow"/>
           <w:color w:val="auto"/>
         </w:rPr>
-        <w:t>Aggity</w:t>
+        <w:t/>
       </w:r>
       <w:proofErr w:type="spellEnd"/>
       <w:r>
         <w:rPr>
           <w:rFonts w:ascii="Arial Narrow" w:hAnsi="Arial Narrow"/>
         </w:rPr>
-        <w:t xml:space="preserve"> como consecuencia de la retención indebida de fondos.</w:t>
-      </w:r>
-      <w:r>
-        <w:rPr>
-          <w:rFonts w:ascii="Arial Narrow" w:hAnsi="Arial Narrow"/>
-        </w:rPr>
-        <w:t xml:space="preserve"> </w:t>
-      </w:r>
-      <w:r>
-        <w:rPr>
-          <w:rFonts w:ascii="Arial Narrow" w:hAnsi="Arial Narrow"/>
-        </w:rPr>
-        <w:t xml:space="preserve">Asimismo, </w:t>
-      </w:r>
-      <w:r>
-        <w:rPr>
-          <w:rFonts w:ascii="Arial Narrow" w:hAnsi="Arial Narrow"/>
-        </w:rPr>
-        <w:t xml:space="preserve">no </w:t>
-      </w:r>
-      <w:r>
-        <w:rPr>
-          <w:rFonts w:ascii="Arial Narrow" w:hAnsi="Arial Narrow"/>
-        </w:rPr>
-        <w:t xml:space="preserve">requirió </w:t>
-      </w:r>
-      <w:r>
-        <w:rPr>
-          <w:rFonts w:ascii="Arial Narrow" w:hAnsi="Arial Narrow"/>
-        </w:rPr>
-        <w:t xml:space="preserve">de manera expresa </w:t>
-      </w:r>
-      <w:r>
-        <w:rPr>
-          <w:rFonts w:ascii="Arial Narrow" w:hAnsi="Arial Narrow"/>
-        </w:rPr>
-        <w:t>el reembolso de costos y costas del presente procedimiento</w:t>
-      </w:r>
-      <w:r>
-        <w:rPr>
-          <w:rFonts w:ascii="Arial Narrow" w:hAnsi="Arial Narrow"/>
-        </w:rPr>
-        <w:t>.</w:t>
+        <w:t xml:space="preserve"/>
+      </w:r>
+      <w:r>
+        <w:rPr>
+          <w:rFonts w:ascii="Arial Narrow" w:hAnsi="Arial Narrow"/>
+        </w:rPr>
+        <w:t xml:space="preserve"/>
+      </w:r>
+      <w:r>
+        <w:rPr>
+          <w:rFonts w:ascii="Arial Narrow" w:hAnsi="Arial Narrow"/>
+        </w:rPr>
+        <w:t xml:space="preserve"/>
+      </w:r>
+      <w:r>
+        <w:rPr>
+          <w:rFonts w:ascii="Arial Narrow" w:hAnsi="Arial Narrow"/>
+        </w:rPr>
+        <w:t xml:space="preserve"/>
+      </w:r>
+      <w:r>
+        <w:rPr>
+          <w:rFonts w:ascii="Arial Narrow" w:hAnsi="Arial Narrow"/>
+        </w:rPr>
+        <w:t xml:space="preserve"/>
+      </w:r>
+      <w:r>
+        <w:rPr>
+          <w:rFonts w:ascii="Arial Narrow" w:hAnsi="Arial Narrow"/>
+        </w:rPr>
+        <w:t xml:space="preserve"/>
+      </w:r>
+      <w:r>
+        <w:rPr>
+          <w:rFonts w:ascii="Arial Narrow" w:hAnsi="Arial Narrow"/>
+        </w:rPr>
+        <w:t/>
+      </w:r>
+      <w:r>
+        <w:rPr>
+          <w:rFonts w:ascii="Arial Narrow" w:hAnsi="Arial Narrow"/>
+        </w:rPr>
+        <w:t/>
       </w:r>
     </w:p>
     <w:p>
@@ -914,55 +914,55 @@
         <w:rPr>
           <w:rFonts w:ascii="Arial Narrow" w:hAnsi="Arial Narrow"/>
         </w:rPr>
-        <w:t xml:space="preserve">El </w:t>
-      </w:r>
-      <w:r>
-        <w:rPr>
-          <w:rFonts w:ascii="Arial Narrow" w:hAnsi="Arial Narrow"/>
-        </w:rPr>
-        <w:t>8 de enero de 2026</w:t>
-      </w:r>
-      <w:r>
-        <w:rPr>
-          <w:rFonts w:ascii="Arial Narrow" w:hAnsi="Arial Narrow"/>
-        </w:rPr>
-        <w:t>, la Secretaría</w:t>
-      </w:r>
-      <w:r>
-        <w:rPr>
-          <w:rFonts w:ascii="Arial Narrow" w:hAnsi="Arial Narrow"/>
-        </w:rPr>
-        <w:t xml:space="preserve"> Técnica de la Comisión de Protección al Consumidor 1 (en adelante, Secretaría Técnica), mediante </w:t>
-      </w:r>
-      <w:r>
-        <w:rPr>
-          <w:rFonts w:ascii="Arial Narrow" w:hAnsi="Arial Narrow"/>
-        </w:rPr>
-        <w:t>Resolución 1, requirió</w:t>
-      </w:r>
-      <w:r>
-        <w:rPr>
-          <w:rFonts w:ascii="Arial Narrow" w:hAnsi="Arial Narrow"/>
-        </w:rPr>
-        <w:t xml:space="preserve">, </w:t>
-      </w:r>
-      <w:r>
-        <w:rPr>
-          <w:rFonts w:ascii="Arial Narrow" w:hAnsi="Arial Narrow"/>
-        </w:rPr>
-        <w:t>entre otros,</w:t>
-      </w:r>
-      <w:r>
-        <w:rPr>
-          <w:rFonts w:ascii="Arial Narrow" w:hAnsi="Arial Narrow"/>
-        </w:rPr>
-        <w:t xml:space="preserve"> que</w:t>
-      </w:r>
-      <w:r>
-        <w:rPr>
-          <w:rFonts w:ascii="Arial Narrow" w:hAnsi="Arial Narrow"/>
-        </w:rPr>
-        <w:t xml:space="preserve"> </w:t>
+        <w:t xml:space="preserve">El 8 de enero de 2026, la Secretaría Técnica de la Comisión de Protección al Consumidor 1 (en adelante, Secretaría Técnica), mediante Resolución 1, requirió, entre otros, que [APELLIDO] cumpla con presentar las declaraciones juradas mensuales (PDT-IGV Renta mensual) del Impuesto General a las Ventas (IGV) e Impuesto a la Renta (IR) en el cual consten los ingresos netos mensuales del ejercicio en el cual consten los ingresos netos mensuales del ejercicio correspondiente al año 2024 (año anterior a la interposición de la denuncia), toda vez que el titular de la póliza de caución es una persona jurídica. </w:t>
+      </w:r>
+      <w:r>
+        <w:rPr>
+          <w:rFonts w:ascii="Arial Narrow" w:hAnsi="Arial Narrow"/>
+        </w:rPr>
+        <w:t/>
+      </w:r>
+      <w:r>
+        <w:rPr>
+          <w:rFonts w:ascii="Arial Narrow" w:hAnsi="Arial Narrow"/>
+        </w:rPr>
+        <w:t/>
+      </w:r>
+      <w:r>
+        <w:rPr>
+          <w:rFonts w:ascii="Arial Narrow" w:hAnsi="Arial Narrow"/>
+        </w:rPr>
+        <w:t xml:space="preserve"/>
+      </w:r>
+      <w:r>
+        <w:rPr>
+          <w:rFonts w:ascii="Arial Narrow" w:hAnsi="Arial Narrow"/>
+        </w:rPr>
+        <w:t/>
+      </w:r>
+      <w:r>
+        <w:rPr>
+          <w:rFonts w:ascii="Arial Narrow" w:hAnsi="Arial Narrow"/>
+        </w:rPr>
+        <w:t xml:space="preserve"/>
+      </w:r>
+      <w:r>
+        <w:rPr>
+          <w:rFonts w:ascii="Arial Narrow" w:hAnsi="Arial Narrow"/>
+        </w:rPr>
+        <w:t/>
+      </w:r>
+      <w:r>
+        <w:rPr>
+          <w:rFonts w:ascii="Arial Narrow" w:hAnsi="Arial Narrow"/>
+        </w:rPr>
+        <w:t xml:space="preserve"/>
+      </w:r>
+      <w:r>
+        <w:rPr>
+          <w:rFonts w:ascii="Arial Narrow" w:hAnsi="Arial Narrow"/>
+        </w:rPr>
+        <w:t xml:space="preserve"/>
       </w:r>
       <w:proofErr w:type="spellStart"/>
       <w:r>
@@ -970,7 +970,7 @@
           <w:rFonts w:ascii="Arial Narrow" w:hAnsi="Arial Narrow"/>
           <w:color w:val="auto"/>
         </w:rPr>
-        <w:t>Aggity</w:t>
+        <w:t/>
       </w:r>
       <w:proofErr w:type="spellEnd"/>
       <w:r>
@@ -978,82 +978,82 @@
           <w:rFonts w:ascii="Arial Narrow" w:hAnsi="Arial Narrow"/>
           <w:color w:val="auto"/>
         </w:rPr>
-        <w:t xml:space="preserve"> </w:t>
-      </w:r>
-      <w:r>
-        <w:rPr>
-          <w:rFonts w:ascii="Arial Narrow" w:hAnsi="Arial Narrow"/>
-        </w:rPr>
-        <w:t xml:space="preserve">cumpla con </w:t>
-      </w:r>
-      <w:r>
-        <w:rPr>
-          <w:rFonts w:ascii="Arial Narrow" w:hAnsi="Arial Narrow"/>
-        </w:rPr>
-        <w:t>p</w:t>
+        <w:t xml:space="preserve"/>
+      </w:r>
+      <w:r>
+        <w:rPr>
+          <w:rFonts w:ascii="Arial Narrow" w:hAnsi="Arial Narrow"/>
+        </w:rPr>
+        <w:t xml:space="preserve"/>
+      </w:r>
+      <w:r>
+        <w:rPr>
+          <w:rFonts w:ascii="Arial Narrow" w:hAnsi="Arial Narrow"/>
+        </w:rPr>
+        <w:t/>
       </w:r>
       <w:r>
         <w:rPr>
           <w:rFonts w:ascii="Arial Narrow" w:eastAsia="Times New Roman" w:hAnsi="Arial Narrow"/>
           <w:color w:val="000000" w:themeColor="text1"/>
         </w:rPr>
-        <w:t xml:space="preserve">resentar </w:t>
+        <w:t xml:space="preserve"/>
       </w:r>
       <w:r>
         <w:rPr>
           <w:rFonts w:ascii="Arial Narrow" w:eastAsia="Times New Roman" w:hAnsi="Arial Narrow"/>
           <w:color w:val="000000" w:themeColor="text1"/>
         </w:rPr>
-        <w:t xml:space="preserve">las declaraciones juradas </w:t>
+        <w:t xml:space="preserve"/>
       </w:r>
       <w:r>
         <w:rPr>
           <w:rFonts w:ascii="Arial Narrow" w:eastAsia="Times New Roman" w:hAnsi="Arial Narrow"/>
           <w:color w:val="000000" w:themeColor="text1"/>
         </w:rPr>
-        <w:t xml:space="preserve">mensuales (PDT-IGV Renta mensual) del Impuesto General a las Ventas (IGV) e Impuesto a la Renta (IR) en </w:t>
+        <w:t xml:space="preserve"/>
       </w:r>
       <w:r>
         <w:rPr>
           <w:rFonts w:ascii="Arial Narrow" w:eastAsia="Times New Roman" w:hAnsi="Arial Narrow"/>
           <w:color w:val="000000" w:themeColor="text1"/>
         </w:rPr>
-        <w:t>el cual consten los ingresos netos mensuales del ejercicio en el cual consten los ingresos netos mensuales del ejercicio correspondiente al año 2024 (año anterior a la interposición de la denuncia</w:t>
+        <w:t/>
       </w:r>
       <w:r>
         <w:rPr>
           <w:rFonts w:ascii="Arial Narrow" w:eastAsia="Times New Roman" w:hAnsi="Arial Narrow"/>
           <w:color w:val="000000" w:themeColor="text1"/>
         </w:rPr>
-        <w:t xml:space="preserve">), toda vez que el titular </w:t>
+        <w:t xml:space="preserve"/>
       </w:r>
       <w:r>
         <w:rPr>
           <w:rFonts w:ascii="Arial Narrow" w:eastAsia="Times New Roman" w:hAnsi="Arial Narrow"/>
           <w:color w:val="000000" w:themeColor="text1"/>
         </w:rPr>
-        <w:t xml:space="preserve">de la </w:t>
+        <w:t xml:space="preserve"/>
       </w:r>
       <w:r>
         <w:rPr>
           <w:rFonts w:ascii="Arial Narrow" w:eastAsia="Times New Roman" w:hAnsi="Arial Narrow"/>
           <w:color w:val="000000" w:themeColor="text1"/>
         </w:rPr>
-        <w:t xml:space="preserve">póliza de caución </w:t>
+        <w:t xml:space="preserve"/>
       </w:r>
       <w:r>
         <w:rPr>
           <w:rFonts w:ascii="Arial Narrow" w:eastAsia="Times New Roman" w:hAnsi="Arial Narrow"/>
           <w:color w:val="000000" w:themeColor="text1"/>
         </w:rPr>
-        <w:t>es una persona jurídica.</w:t>
+        <w:t/>
       </w:r>
       <w:r>
         <w:rPr>
           <w:rFonts w:ascii="Arial Narrow" w:eastAsia="Times New Roman" w:hAnsi="Arial Narrow"/>
           <w:color w:val="000000" w:themeColor="text1"/>
         </w:rPr>
-        <w:t xml:space="preserve"> </w:t>
+        <w:t xml:space="preserve"/>
       </w:r>
     </w:p>
     <w:p>
@@ -1091,7 +1091,7 @@
           <w:rFonts w:ascii="Arial Narrow" w:hAnsi="Arial Narrow"/>
           <w:color w:val="auto"/>
         </w:rPr>
-        <w:t>Aggity</w:t>
+        <w:t xml:space="preserve">[APELLIDO] presentó un escrito el 13 de enero de 2026, a través del cual adjuntó las declaraciones mensuales (PDT-IGV Renta mensual) del Impuesto General a las Ventas (IGV) e Impuesto a la Renta (IR) completas del ejercicio correspondiente al año 2024, cuya confidencialidad será evaluada.</w:t>
       </w:r>
       <w:proofErr w:type="spellEnd"/>
       <w:r>
@@ -1099,21 +1099,21 @@
           <w:rFonts w:ascii="Arial Narrow" w:hAnsi="Arial Narrow"/>
           <w:color w:val="auto"/>
         </w:rPr>
-        <w:t xml:space="preserve"> </w:t>
-      </w:r>
-      <w:r>
-        <w:rPr>
-          <w:rFonts w:ascii="Arial Narrow" w:hAnsi="Arial Narrow"/>
-          <w:color w:val="auto"/>
-        </w:rPr>
-        <w:t>presentó un escrito</w:t>
-      </w:r>
-      <w:r>
-        <w:rPr>
-          <w:rFonts w:ascii="Arial Narrow" w:hAnsi="Arial Narrow"/>
-          <w:color w:val="auto"/>
-        </w:rPr>
-        <w:t xml:space="preserve"> el </w:t>
+        <w:t xml:space="preserve"/>
+      </w:r>
+      <w:r>
+        <w:rPr>
+          <w:rFonts w:ascii="Arial Narrow" w:hAnsi="Arial Narrow"/>
+          <w:color w:val="auto"/>
+        </w:rPr>
+        <w:t/>
+      </w:r>
+      <w:r>
+        <w:rPr>
+          <w:rFonts w:ascii="Arial Narrow" w:hAnsi="Arial Narrow"/>
+          <w:color w:val="auto"/>
+        </w:rPr>
+        <w:t xml:space="preserve"/>
       </w:r>
       <w:bookmarkEnd w:id="2"/>
       <w:r>
@@ -1121,41 +1121,41 @@
           <w:rFonts w:ascii="Arial Narrow" w:hAnsi="Arial Narrow"/>
           <w:color w:val="auto"/>
         </w:rPr>
-        <w:t>13 de enero de 2026</w:t>
-      </w:r>
-      <w:r>
-        <w:rPr>
-          <w:rFonts w:ascii="Arial Narrow" w:hAnsi="Arial Narrow"/>
-          <w:color w:val="auto"/>
-        </w:rPr>
-        <w:t>,</w:t>
-      </w:r>
-      <w:r>
-        <w:rPr>
-          <w:rFonts w:ascii="Arial Narrow" w:hAnsi="Arial Narrow"/>
-          <w:color w:val="auto"/>
-        </w:rPr>
-        <w:t xml:space="preserve"> a través del cual adjuntó las declaraciones mensuales (PDT-IGV Renta mensual) del Impuesto General a las Ventas (IGV) e Impuesto a la Renta (IR) completas del ejercicio correspondiente al año </w:t>
-      </w:r>
-      <w:r>
-        <w:rPr>
-          <w:rFonts w:ascii="Arial Narrow" w:hAnsi="Arial Narrow"/>
-          <w:color w:val="auto"/>
-        </w:rPr>
-        <w:t>2024</w:t>
-      </w:r>
-      <w:r>
-        <w:rPr>
-          <w:rFonts w:ascii="Arial Narrow" w:hAnsi="Arial Narrow"/>
-          <w:color w:val="auto"/>
-        </w:rPr>
-        <w:t xml:space="preserve">, </w:t>
-      </w:r>
-      <w:r>
-        <w:rPr>
-          <w:rFonts w:ascii="Arial Narrow" w:hAnsi="Arial Narrow"/>
-        </w:rPr>
-        <w:t>cuya confidencialidad será evaluada.</w:t>
+        <w:t/>
+      </w:r>
+      <w:r>
+        <w:rPr>
+          <w:rFonts w:ascii="Arial Narrow" w:hAnsi="Arial Narrow"/>
+          <w:color w:val="auto"/>
+        </w:rPr>
+        <w:t/>
+      </w:r>
+      <w:r>
+        <w:rPr>
+          <w:rFonts w:ascii="Arial Narrow" w:hAnsi="Arial Narrow"/>
+          <w:color w:val="auto"/>
+        </w:rPr>
+        <w:t xml:space="preserve"/>
+      </w:r>
+      <w:r>
+        <w:rPr>
+          <w:rFonts w:ascii="Arial Narrow" w:hAnsi="Arial Narrow"/>
+          <w:color w:val="auto"/>
+        </w:rPr>
+        <w:t/>
+      </w:r>
+      <w:r>
+        <w:rPr>
+          <w:rFonts w:ascii="Arial Narrow" w:hAnsi="Arial Narrow"/>
+          <w:color w:val="auto"/>
+        </w:rPr>
+        <w:t xml:space="preserve"/>
+      </w:r>
+      <w:r>
+        <w:rPr>
+          <w:rFonts w:ascii="Arial Narrow" w:hAnsi="Arial Narrow"/>
+        </w:rPr>
+        <w:t/>
       </w:r>
     </w:p>
     <w:p>
@@ -1191,19 +1191,19 @@
         <w:rPr>
           <w:rFonts w:ascii="Arial Narrow" w:hAnsi="Arial Narrow"/>
         </w:rPr>
-        <w:t>E</w:t>
-      </w:r>
-      <w:r>
-        <w:rPr>
-          <w:rFonts w:ascii="Arial Narrow" w:hAnsi="Arial Narrow"/>
-        </w:rPr>
-        <w:t xml:space="preserve">l 19 de julio de 2023, </w:t>
-      </w:r>
-      <w:r>
-        <w:rPr>
-          <w:rFonts w:ascii="Arial Narrow" w:hAnsi="Arial Narrow"/>
-        </w:rPr>
-        <w:t xml:space="preserve">el Pleno de la Comisión de Protección al Consumidor </w:t>
+        <w:t xml:space="preserve">El 19 de julio de 2023, el Pleno de la Comisión de Protección al Consumidor  1 (en adelante, Comisión) acordó delegar a la Secretaría Técnica de la Comisión de Protección al Consumidor 1 (en adelante, la Secretaría Técnica) la facultad de calificar y declarar la confidencialidad de la información solicitada a pedido de parte o de oficio, en el marco de la tramitación de los procedimientos de protección al consumidor, en primera y segunda instancia administrativa. En ese sentido, corresponde emitir un pronunciamiento respecto a la confidencialidad de la documentación presentada por [APELLIDO]. </w:t>
+      </w:r>
+      <w:r>
+        <w:rPr>
+          <w:rFonts w:ascii="Arial Narrow" w:hAnsi="Arial Narrow"/>
+        </w:rPr>
+        <w:t xml:space="preserve"/>
+      </w:r>
+      <w:r>
+        <w:rPr>
+          <w:rFonts w:ascii="Arial Narrow" w:hAnsi="Arial Narrow"/>
+        </w:rPr>
+        <w:t xml:space="preserve"/>
       </w:r>
       <w:proofErr w:type="spellStart"/>
       <w:r>
@@ -1217,115 +1217,115 @@
         <w:rPr>
           <w:rFonts w:ascii="Arial Narrow" w:hAnsi="Arial Narrow"/>
         </w:rPr>
-        <w:t xml:space="preserve"> 1 (en adelante, Comisión) </w:t>
-      </w:r>
-      <w:r>
-        <w:rPr>
-          <w:rFonts w:ascii="Arial Narrow" w:hAnsi="Arial Narrow"/>
-        </w:rPr>
-        <w:t>acordó delegar</w:t>
-      </w:r>
-      <w:r>
-        <w:rPr>
-          <w:rFonts w:ascii="Arial Narrow" w:hAnsi="Arial Narrow"/>
-        </w:rPr>
-        <w:t xml:space="preserve"> a la Secretaría Técnica </w:t>
-      </w:r>
-      <w:r>
-        <w:rPr>
-          <w:rFonts w:ascii="Arial Narrow" w:hAnsi="Arial Narrow"/>
-        </w:rPr>
-        <w:t xml:space="preserve">de la Comisión </w:t>
-      </w:r>
-      <w:r>
-        <w:rPr>
-          <w:rFonts w:ascii="Arial Narrow" w:hAnsi="Arial Narrow"/>
-        </w:rPr>
-        <w:t>de Protección al Consumidor 1 (en adelante, la Secretaría Técnica</w:t>
-      </w:r>
-      <w:r>
-        <w:rPr>
-          <w:rFonts w:ascii="Arial Narrow" w:hAnsi="Arial Narrow"/>
-        </w:rPr>
-        <w:t xml:space="preserve">) </w:t>
-      </w:r>
-      <w:r>
-        <w:rPr>
-          <w:rFonts w:ascii="Arial Narrow" w:hAnsi="Arial Narrow"/>
-        </w:rPr>
-        <w:t>la facultad</w:t>
-      </w:r>
-      <w:r>
-        <w:rPr>
-          <w:rFonts w:ascii="Arial Narrow" w:hAnsi="Arial Narrow"/>
-        </w:rPr>
-        <w:t xml:space="preserve"> de</w:t>
-      </w:r>
-      <w:r>
-        <w:rPr>
-          <w:rFonts w:ascii="Arial Narrow" w:hAnsi="Arial Narrow"/>
-        </w:rPr>
-        <w:t xml:space="preserve"> </w:t>
-      </w:r>
-      <w:r>
-        <w:rPr>
-          <w:rFonts w:ascii="Arial Narrow" w:hAnsi="Arial Narrow"/>
-        </w:rPr>
-        <w:t xml:space="preserve">calificar y declarar la confidencialidad de la información solicitada </w:t>
-      </w:r>
-      <w:r>
-        <w:rPr>
-          <w:rFonts w:ascii="Arial Narrow" w:hAnsi="Arial Narrow"/>
-        </w:rPr>
-        <w:t>a</w:t>
-      </w:r>
-      <w:r>
-        <w:rPr>
-          <w:rFonts w:ascii="Arial Narrow" w:hAnsi="Arial Narrow"/>
-        </w:rPr>
-        <w:t xml:space="preserve"> pedido de parte o de oficio</w:t>
+        <w:t xml:space="preserve"/>
+      </w:r>
+      <w:r>
+        <w:rPr>
+          <w:rFonts w:ascii="Arial Narrow" w:hAnsi="Arial Narrow"/>
+        </w:rPr>
+        <w:t/>
+      </w:r>
+      <w:r>
+        <w:rPr>
+          <w:rFonts w:ascii="Arial Narrow" w:hAnsi="Arial Narrow"/>
+        </w:rPr>
+        <w:t xml:space="preserve"/>
+      </w:r>
+      <w:r>
+        <w:rPr>
+          <w:rFonts w:ascii="Arial Narrow" w:hAnsi="Arial Narrow"/>
+        </w:rPr>
+        <w:t xml:space="preserve"/>
+      </w:r>
+      <w:r>
+        <w:rPr>
+          <w:rFonts w:ascii="Arial Narrow" w:hAnsi="Arial Narrow"/>
+        </w:rPr>
+        <w:t/>
+      </w:r>
+      <w:r>
+        <w:rPr>
+          <w:rFonts w:ascii="Arial Narrow" w:hAnsi="Arial Narrow"/>
+        </w:rPr>
+        <w:t xml:space="preserve"/>
+      </w:r>
+      <w:r>
+        <w:rPr>
+          <w:rFonts w:ascii="Arial Narrow" w:hAnsi="Arial Narrow"/>
+        </w:rPr>
+        <w:t/>
+      </w:r>
+      <w:r>
+        <w:rPr>
+          <w:rFonts w:ascii="Arial Narrow" w:hAnsi="Arial Narrow"/>
+        </w:rPr>
+        <w:t xml:space="preserve"/>
+      </w:r>
+      <w:r>
+        <w:rPr>
+          <w:rFonts w:ascii="Arial Narrow" w:hAnsi="Arial Narrow"/>
+        </w:rPr>
+        <w:t xml:space="preserve"/>
+      </w:r>
+      <w:r>
+        <w:rPr>
+          <w:rFonts w:ascii="Arial Narrow" w:hAnsi="Arial Narrow"/>
+        </w:rPr>
+        <w:t xml:space="preserve"/>
+      </w:r>
+      <w:r>
+        <w:rPr>
+          <w:rFonts w:ascii="Arial Narrow" w:hAnsi="Arial Narrow"/>
+        </w:rPr>
+        <w:t/>
+      </w:r>
+      <w:r>
+        <w:rPr>
+          <w:rFonts w:ascii="Arial Narrow" w:hAnsi="Arial Narrow"/>
+        </w:rPr>
+        <w:t xml:space="preserve"/>
       </w:r>
       <w:r>
         <w:rPr>
           <w:rFonts w:ascii="Arial Narrow" w:hAnsi="Arial Narrow"/>
           <w:lang w:val="es-ES" w:eastAsia="es-ES"/>
         </w:rPr>
-        <w:t>, en el marco de la tramitación de los procedimientos de protección al consumidor, en primera y segunda instancia</w:t>
+        <w:t/>
       </w:r>
       <w:r>
         <w:rPr>
           <w:rFonts w:ascii="Arial Narrow" w:hAnsi="Arial Narrow"/>
           <w:lang w:val="es-ES" w:eastAsia="es-ES"/>
         </w:rPr>
-        <w:t xml:space="preserve"> administrativa</w:t>
+        <w:t xml:space="preserve"/>
       </w:r>
       <w:r>
         <w:rPr>
           <w:rFonts w:ascii="Arial Narrow" w:hAnsi="Arial Narrow"/>
           <w:lang w:val="es-ES" w:eastAsia="es-ES"/>
         </w:rPr>
-        <w:t xml:space="preserve">. En ese sentido, </w:t>
+        <w:t xml:space="preserve"/>
       </w:r>
       <w:r>
         <w:rPr>
           <w:rFonts w:ascii="Arial Narrow" w:hAnsi="Arial Narrow"/>
           <w:lang w:val="es-ES" w:eastAsia="es-ES"/>
         </w:rPr>
-        <w:t xml:space="preserve">corresponde emitir un pronunciamiento </w:t>
+        <w:t xml:space="preserve"/>
       </w:r>
       <w:r>
         <w:rPr>
           <w:rFonts w:ascii="Arial Narrow" w:hAnsi="Arial Narrow"/>
           <w:lang w:val="es-ES" w:eastAsia="es-ES"/>
         </w:rPr>
-        <w:t>respecto a la confidencialidad de la documentación presentada por</w:t>
+        <w:t/>
       </w:r>
       <w:r>
         <w:rPr>
           <w:rFonts w:ascii="Arial Narrow" w:hAnsi="Arial Narrow"/>
           <w:lang w:val="es-ES" w:eastAsia="es-ES"/>
         </w:rPr>
-        <w:t xml:space="preserve"> </w:t>
+        <w:t xml:space="preserve"/>
       </w:r>
       <w:proofErr w:type="spellStart"/>
       <w:r>
@@ -1333,7 +1333,7 @@
           <w:rFonts w:ascii="Arial Narrow" w:hAnsi="Arial Narrow"/>
           <w:color w:val="auto"/>
         </w:rPr>
-        <w:t>Aggity</w:t>
+        <w:t/>
       </w:r>
       <w:proofErr w:type="spellEnd"/>
       <w:r>
@@ -1341,7 +1341,7 @@
           <w:rFonts w:ascii="Arial Narrow" w:hAnsi="Arial Narrow"/>
           <w:color w:val="auto"/>
         </w:rPr>
-        <w:t xml:space="preserve">. </w:t>
+        <w:t xml:space="preserve"/>
       </w:r>
     </w:p>
     <w:p>
@@ -1919,7 +1919,7 @@
           <w:rFonts w:ascii="Arial Narrow" w:hAnsi="Arial Narrow"/>
           <w:color w:val="auto"/>
         </w:rPr>
-        <w:t>Aggity</w:t>
+        <w:t xml:space="preserve">[APELLIDO] presentó un escrito el 13 de enero de 2026, mediante el cual presentó las declaraciones mensuales (PDT-IGV Renta mensual) del Impuesto General a las Ventas (IGV) e Impuesto a la Renta (IR) completas del ejercicio correspondiente al 2024 (año anterior a la interposición de la denuncia), el cual contiene información correspondiente a PDT-IGV Renta mensual, IGV, e IR; por lo que corresponde que la Secretaría Técnica -por delegación de facultades- evalúe su confidencialidad.</w:t>
       </w:r>
       <w:proofErr w:type="spellEnd"/>
       <w:r>
@@ -1927,111 +1927,111 @@
           <w:rFonts w:ascii="Arial Narrow" w:hAnsi="Arial Narrow"/>
           <w:color w:val="auto"/>
         </w:rPr>
-        <w:t xml:space="preserve"> </w:t>
-      </w:r>
-      <w:r>
-        <w:rPr>
-          <w:rFonts w:ascii="Arial Narrow" w:hAnsi="Arial Narrow"/>
-        </w:rPr>
-        <w:t xml:space="preserve">presentó un escrito el </w:t>
-      </w:r>
-      <w:r>
-        <w:rPr>
-          <w:rFonts w:ascii="Arial Narrow" w:hAnsi="Arial Narrow"/>
-          <w:color w:val="auto"/>
-        </w:rPr>
-        <w:t>13 de enero de 2026</w:t>
-      </w:r>
-      <w:r>
-        <w:rPr>
-          <w:rFonts w:ascii="Arial Narrow" w:hAnsi="Arial Narrow"/>
-        </w:rPr>
-        <w:t>, mediante el cual</w:t>
-      </w:r>
-      <w:r>
-        <w:rPr>
-          <w:rFonts w:ascii="Arial Narrow" w:hAnsi="Arial Narrow"/>
-        </w:rPr>
-        <w:t xml:space="preserve"> </w:t>
-      </w:r>
-      <w:r>
-        <w:rPr>
-          <w:rFonts w:ascii="Arial Narrow" w:hAnsi="Arial Narrow"/>
-        </w:rPr>
-        <w:t>presentó</w:t>
-      </w:r>
-      <w:r>
-        <w:rPr>
-          <w:rFonts w:ascii="Arial Narrow" w:hAnsi="Arial Narrow"/>
-        </w:rPr>
-        <w:t xml:space="preserve"> las declaraciones mensuales (PDT-IGV Renta mensual) del Impuesto General a las Ventas (IGV) e </w:t>
-      </w:r>
-      <w:r>
-        <w:rPr>
-          <w:rFonts w:ascii="Arial Narrow" w:hAnsi="Arial Narrow"/>
-        </w:rPr>
-        <w:t xml:space="preserve">Impuesto a la Renta (IR) completas del ejercicio </w:t>
+        <w:t xml:space="preserve"/>
+      </w:r>
+      <w:r>
+        <w:rPr>
+          <w:rFonts w:ascii="Arial Narrow" w:hAnsi="Arial Narrow"/>
+        </w:rPr>
+        <w:t xml:space="preserve"/>
+      </w:r>
+      <w:r>
+        <w:rPr>
+          <w:rFonts w:ascii="Arial Narrow" w:hAnsi="Arial Narrow"/>
+          <w:color w:val="auto"/>
+        </w:rPr>
+        <w:t/>
+      </w:r>
+      <w:r>
+        <w:rPr>
+          <w:rFonts w:ascii="Arial Narrow" w:hAnsi="Arial Narrow"/>
+        </w:rPr>
+        <w:t/>
+      </w:r>
+      <w:r>
+        <w:rPr>
+          <w:rFonts w:ascii="Arial Narrow" w:hAnsi="Arial Narrow"/>
+        </w:rPr>
+        <w:t xml:space="preserve"/>
+      </w:r>
+      <w:r>
+        <w:rPr>
+          <w:rFonts w:ascii="Arial Narrow" w:hAnsi="Arial Narrow"/>
+        </w:rPr>
+        <w:t/>
+      </w:r>
+      <w:r>
+        <w:rPr>
+          <w:rFonts w:ascii="Arial Narrow" w:hAnsi="Arial Narrow"/>
+        </w:rPr>
+        <w:t xml:space="preserve"/>
+      </w:r>
+      <w:r>
+        <w:rPr>
+          <w:rFonts w:ascii="Arial Narrow" w:hAnsi="Arial Narrow"/>
+        </w:rPr>
+        <w:t xml:space="preserve"/>
       </w:r>
       <w:r>
         <w:rPr>
           <w:rFonts w:ascii="Arial Narrow" w:eastAsia="Times New Roman" w:hAnsi="Arial Narrow"/>
           <w:color w:val="000000" w:themeColor="text1"/>
         </w:rPr>
-        <w:t>correspondiente al 2024 (año anterior a la interposición de la denuncia),</w:t>
-      </w:r>
-      <w:r>
-        <w:rPr>
-          <w:rFonts w:ascii="Arial Narrow" w:hAnsi="Arial Narrow"/>
-        </w:rPr>
-        <w:t xml:space="preserve"> el cual contiene información correspondiente</w:t>
-      </w:r>
-      <w:r>
-        <w:rPr>
-          <w:rFonts w:ascii="Arial Narrow" w:hAnsi="Arial Narrow"/>
-        </w:rPr>
-        <w:t xml:space="preserve"> a</w:t>
-      </w:r>
-      <w:r>
-        <w:rPr>
-          <w:rFonts w:ascii="Arial Narrow" w:hAnsi="Arial Narrow"/>
-        </w:rPr>
-        <w:t xml:space="preserve"> PDT-IGV Renta mensual, IGV, e IR</w:t>
-      </w:r>
-      <w:r>
-        <w:rPr>
-          <w:rFonts w:ascii="Arial Narrow" w:hAnsi="Arial Narrow"/>
-        </w:rPr>
-        <w:t>;</w:t>
-      </w:r>
-      <w:r>
-        <w:rPr>
-          <w:rFonts w:ascii="Arial Narrow" w:hAnsi="Arial Narrow"/>
-        </w:rPr>
-        <w:t xml:space="preserve"> por lo q</w:t>
-      </w:r>
-      <w:r>
-        <w:rPr>
-          <w:rFonts w:ascii="Arial Narrow" w:hAnsi="Arial Narrow"/>
-        </w:rPr>
-        <w:t>ue corresponde</w:t>
-      </w:r>
-      <w:r>
-        <w:rPr>
-          <w:rFonts w:ascii="Arial Narrow" w:hAnsi="Arial Narrow"/>
-        </w:rPr>
-        <w:t xml:space="preserve"> que la Secretaría Técnica -por delegación de facultades</w:t>
-      </w:r>
-      <w:r>
-        <w:rPr>
-          <w:rFonts w:ascii="Arial Narrow" w:hAnsi="Arial Narrow"/>
-        </w:rPr>
-        <w:t>- evalúe</w:t>
-      </w:r>
-      <w:r>
-        <w:rPr>
-          <w:rFonts w:ascii="Arial Narrow" w:hAnsi="Arial Narrow"/>
-        </w:rPr>
-        <w:t xml:space="preserve"> su confidencialidad.</w:t>
+        <w:t/>
+      </w:r>
+      <w:r>
+        <w:rPr>
+          <w:rFonts w:ascii="Arial Narrow" w:hAnsi="Arial Narrow"/>
+        </w:rPr>
+        <w:t xml:space="preserve"/>
+      </w:r>
+      <w:r>
+        <w:rPr>
+          <w:rFonts w:ascii="Arial Narrow" w:hAnsi="Arial Narrow"/>
+        </w:rPr>
+        <w:t xml:space="preserve"/>
+      </w:r>
+      <w:r>
+        <w:rPr>
+          <w:rFonts w:ascii="Arial Narrow" w:hAnsi="Arial Narrow"/>
+        </w:rPr>
+        <w:t xml:space="preserve"/>
+      </w:r>
+      <w:r>
+        <w:rPr>
+          <w:rFonts w:ascii="Arial Narrow" w:hAnsi="Arial Narrow"/>
+        </w:rPr>
+        <w:t/>
+      </w:r>
+      <w:r>
+        <w:rPr>
+          <w:rFonts w:ascii="Arial Narrow" w:hAnsi="Arial Narrow"/>
+        </w:rPr>
+        <w:t xml:space="preserve"/>
+      </w:r>
+      <w:r>
+        <w:rPr>
+          <w:rFonts w:ascii="Arial Narrow" w:hAnsi="Arial Narrow"/>
+        </w:rPr>
+        <w:t/>
+      </w:r>
+      <w:r>
+        <w:rPr>
+          <w:rFonts w:ascii="Arial Narrow" w:hAnsi="Arial Narrow"/>
+        </w:rPr>
+        <w:t xml:space="preserve"/>
+      </w:r>
+      <w:r>
+        <w:rPr>
+          <w:rFonts w:ascii="Arial Narrow" w:hAnsi="Arial Narrow"/>
+        </w:rPr>
+        <w:t/>
+      </w:r>
+      <w:r>
+        <w:rPr>
+          <w:rFonts w:ascii="Arial Narrow" w:hAnsi="Arial Narrow"/>
+        </w:rPr>
+        <w:t xml:space="preserve"/>
       </w:r>
     </w:p>
     <w:p>
@@ -2150,14 +2150,14 @@
           <w:rStyle w:val="normaltextrun"/>
           <w:rFonts w:ascii="Arial Narrow" w:hAnsi="Arial Narrow"/>
         </w:rPr>
-        <w:t>En el presente caso,</w:t>
+        <w:t xml:space="preserve">En el presente caso, [APELLIDO] adjuntó a su escrito del 13 de enero de 2026, la copia de la constancia de presentación del PDT correspondiente a la Declaración Jurada de Pago Mensual del Impuesto a la Renta de Tercera Categoría; así como, el PDT-IGV-Renta Mensual del ejercicio correspondiente al 2024 (año anterior a la interposición de la denuncia).</w:t>
       </w:r>
       <w:r>
         <w:rPr>
           <w:rStyle w:val="normaltextrun"/>
           <w:rFonts w:ascii="Arial Narrow" w:hAnsi="Arial Narrow"/>
         </w:rPr>
-        <w:t xml:space="preserve"> </w:t>
+        <w:t xml:space="preserve"/>
       </w:r>
       <w:proofErr w:type="spellStart"/>
       <w:r>
@@ -2165,7 +2165,7 @@
           <w:rFonts w:ascii="Arial Narrow" w:hAnsi="Arial Narrow"/>
           <w:color w:val="auto"/>
         </w:rPr>
-        <w:t>Aggity</w:t>
+        <w:t/>
       </w:r>
       <w:proofErr w:type="spellEnd"/>
       <w:r>
@@ -2173,69 +2173,69 @@
           <w:rFonts w:ascii="Arial Narrow" w:hAnsi="Arial Narrow"/>
           <w:color w:val="auto"/>
         </w:rPr>
-        <w:t xml:space="preserve"> </w:t>
-      </w:r>
-      <w:r>
-        <w:rPr>
-          <w:rFonts w:ascii="Arial Narrow" w:hAnsi="Arial Narrow"/>
-          <w:color w:val="auto"/>
-        </w:rPr>
-        <w:t>adjuntó a su</w:t>
-      </w:r>
-      <w:r>
-        <w:rPr>
-          <w:rFonts w:ascii="Arial Narrow" w:hAnsi="Arial Narrow"/>
-          <w:color w:val="auto"/>
-        </w:rPr>
-        <w:t xml:space="preserve"> escrito </w:t>
-      </w:r>
-      <w:r>
-        <w:rPr>
-          <w:rFonts w:ascii="Arial Narrow" w:hAnsi="Arial Narrow"/>
-          <w:color w:val="auto"/>
-        </w:rPr>
-        <w:t>d</w:t>
-      </w:r>
-      <w:r>
-        <w:rPr>
-          <w:rFonts w:ascii="Arial Narrow" w:hAnsi="Arial Narrow"/>
-          <w:color w:val="auto"/>
-        </w:rPr>
-        <w:t xml:space="preserve">el </w:t>
-      </w:r>
-      <w:r>
-        <w:rPr>
-          <w:rFonts w:ascii="Arial Narrow" w:hAnsi="Arial Narrow"/>
-          <w:color w:val="auto"/>
-        </w:rPr>
-        <w:t>13 de enero de 2026</w:t>
+        <w:t xml:space="preserve"/>
+      </w:r>
+      <w:r>
+        <w:rPr>
+          <w:rFonts w:ascii="Arial Narrow" w:hAnsi="Arial Narrow"/>
+          <w:color w:val="auto"/>
+        </w:rPr>
+        <w:t/>
+      </w:r>
+      <w:r>
+        <w:rPr>
+          <w:rFonts w:ascii="Arial Narrow" w:hAnsi="Arial Narrow"/>
+          <w:color w:val="auto"/>
+        </w:rPr>
+        <w:t xml:space="preserve"/>
+      </w:r>
+      <w:r>
+        <w:rPr>
+          <w:rFonts w:ascii="Arial Narrow" w:hAnsi="Arial Narrow"/>
+          <w:color w:val="auto"/>
+        </w:rPr>
+        <w:t/>
+      </w:r>
+      <w:r>
+        <w:rPr>
+          <w:rFonts w:ascii="Arial Narrow" w:hAnsi="Arial Narrow"/>
+          <w:color w:val="auto"/>
+        </w:rPr>
+        <w:t xml:space="preserve"/>
+      </w:r>
+      <w:r>
+        <w:rPr>
+          <w:rFonts w:ascii="Arial Narrow" w:hAnsi="Arial Narrow"/>
+          <w:color w:val="auto"/>
+        </w:rPr>
+        <w:t/>
       </w:r>
       <w:r>
         <w:rPr>
           <w:rStyle w:val="normaltextrun"/>
           <w:rFonts w:ascii="Arial Narrow" w:hAnsi="Arial Narrow"/>
         </w:rPr>
-        <w:t xml:space="preserve">, la copia de la constancia de presentación del PDT correspondiente a la Declaración Jurada de Pago Mensual del Impuesto a la Renta de Tercera Categoría; así como, el PDT-IGV-Renta Mensual </w:t>
-      </w:r>
-      <w:r>
-        <w:rPr>
-          <w:rFonts w:ascii="Arial Narrow" w:hAnsi="Arial Narrow"/>
-        </w:rPr>
-        <w:t xml:space="preserve">del ejercicio </w:t>
+        <w:t xml:space="preserve"/>
+      </w:r>
+      <w:r>
+        <w:rPr>
+          <w:rFonts w:ascii="Arial Narrow" w:hAnsi="Arial Narrow"/>
+        </w:rPr>
+        <w:t xml:space="preserve"/>
       </w:r>
       <w:r>
         <w:rPr>
           <w:rFonts w:ascii="Arial Narrow" w:eastAsia="Times New Roman" w:hAnsi="Arial Narrow"/>
           <w:color w:val="000000" w:themeColor="text1"/>
         </w:rPr>
-        <w:t>correspondiente al 2024 (año anterior a la interposición de la denuncia)</w:t>
+        <w:t/>
       </w:r>
       <w:r>
         <w:rPr>
           <w:rStyle w:val="normaltextrun"/>
           <w:rFonts w:ascii="Arial Narrow" w:hAnsi="Arial Narrow"/>
         </w:rPr>
-        <w:t>.</w:t>
+        <w:t/>
       </w:r>
     </w:p>
     <w:p>
@@ -2302,34 +2302,34 @@
           <w:rFonts w:ascii="Arial Narrow" w:hAnsi="Arial Narrow"/>
           <w:color w:val="auto"/>
         </w:rPr>
-        <w:t xml:space="preserve">En consecuencia, conforme a lo dispuesto en el artículo 85 del Código Tributario, la Secretaría Técnica considera que corresponde declarar la confidencialidad de la información contenida en las copias de las declaraciones juradas mensuales (PDT-IGV Renta </w:t>
-      </w:r>
-      <w:r>
-        <w:rPr>
-          <w:rFonts w:ascii="Arial Narrow" w:hAnsi="Arial Narrow"/>
-          <w:color w:val="auto"/>
-        </w:rPr>
-        <w:t xml:space="preserve">mensual) del </w:t>
-      </w:r>
-      <w:r>
-        <w:rPr>
-          <w:rFonts w:ascii="Arial Narrow" w:hAnsi="Arial Narrow"/>
-          <w:color w:val="auto"/>
-        </w:rPr>
-        <w:t xml:space="preserve">Impuesto General a las Ventas (IGV) e Impuesto a la Renta (IR) </w:t>
-      </w:r>
-      <w:r>
-        <w:rPr>
-          <w:rFonts w:ascii="Arial Narrow" w:hAnsi="Arial Narrow"/>
-        </w:rPr>
-        <w:t xml:space="preserve">del ejercicio </w:t>
+        <w:t xml:space="preserve">En consecuencia, conforme a lo dispuesto en el artículo 85 del Código Tributario, la Secretaría Técnica considera que corresponde declarar la confidencialidad de la información contenida en las copias de las declaraciones juradas mensuales (PDT-IGV Renta mensual) del Impuesto General a las Ventas (IGV) e Impuesto a la Renta (IR) del ejercicio correspondiente al periodo 2024 [APELLIDO] que obra en el documento 1 denominado “INDECOPI - PDT.PDF” de la pieza  6 presentado mediante escrito del 13 de enero de 2026 del expediente; referidas a las declaraciones mensuales (PDT-IGV Renta mensual) del Impuesto General a las Ventas (IGV) e Impuesto a la Renta (IR) completas del ejercicio correspondiente al año/periodo 2024 ; precisándose que la confidencialidad declarada deberá mantenerse permanentemente.</w:t>
+      </w:r>
+      <w:r>
+        <w:rPr>
+          <w:rFonts w:ascii="Arial Narrow" w:hAnsi="Arial Narrow"/>
+          <w:color w:val="auto"/>
+        </w:rPr>
+        <w:t xml:space="preserve"/>
+      </w:r>
+      <w:r>
+        <w:rPr>
+          <w:rFonts w:ascii="Arial Narrow" w:hAnsi="Arial Narrow"/>
+          <w:color w:val="auto"/>
+        </w:rPr>
+        <w:t xml:space="preserve"/>
+      </w:r>
+      <w:r>
+        <w:rPr>
+          <w:rFonts w:ascii="Arial Narrow" w:hAnsi="Arial Narrow"/>
+        </w:rPr>
+        <w:t xml:space="preserve"/>
       </w:r>
       <w:r>
         <w:rPr>
           <w:rFonts w:ascii="Arial Narrow" w:eastAsia="Times New Roman" w:hAnsi="Arial Narrow"/>
           <w:color w:val="000000" w:themeColor="text1"/>
         </w:rPr>
-        <w:t xml:space="preserve">correspondiente al periodo </w:t>
+        <w:t xml:space="preserve"/>
       </w:r>
       <w:r>
         <w:rPr>
@@ -2337,28 +2337,28 @@
           <w:color w:val="000000" w:themeColor="text1"/>
           <w:u w:val="single"/>
         </w:rPr>
-        <w:t>2024</w:t>
+        <w:t/>
       </w:r>
       <w:r>
         <w:rPr>
           <w:rFonts w:ascii="Arial Narrow" w:eastAsia="Times New Roman" w:hAnsi="Arial Narrow"/>
           <w:color w:val="000000" w:themeColor="text1"/>
         </w:rPr>
-        <w:t xml:space="preserve"> </w:t>
-      </w:r>
-      <w:r>
-        <w:rPr>
-          <w:rFonts w:ascii="Arial Narrow" w:hAnsi="Arial Narrow"/>
-          <w:color w:val="auto"/>
-        </w:rPr>
-        <w:t>de</w:t>
-      </w:r>
-      <w:r>
-        <w:rPr>
-          <w:rFonts w:ascii="Arial Narrow" w:hAnsi="Arial Narrow"/>
-          <w:color w:val="auto"/>
-        </w:rPr>
-        <w:t xml:space="preserve"> </w:t>
+        <w:t xml:space="preserve"/>
+      </w:r>
+      <w:r>
+        <w:rPr>
+          <w:rFonts w:ascii="Arial Narrow" w:hAnsi="Arial Narrow"/>
+          <w:color w:val="auto"/>
+        </w:rPr>
+        <w:t/>
+      </w:r>
+      <w:r>
+        <w:rPr>
+          <w:rFonts w:ascii="Arial Narrow" w:hAnsi="Arial Narrow"/>
+          <w:color w:val="auto"/>
+        </w:rPr>
+        <w:t xml:space="preserve"/>
       </w:r>
       <w:proofErr w:type="spellStart"/>
       <w:r>
@@ -2366,7 +2366,7 @@
           <w:rFonts w:ascii="Arial Narrow" w:hAnsi="Arial Narrow"/>
           <w:color w:val="auto"/>
         </w:rPr>
-        <w:t>Aggity</w:t>
+        <w:t/>
       </w:r>
       <w:proofErr w:type="spellEnd"/>
       <w:r>
@@ -2374,20 +2374,20 @@
           <w:rFonts w:ascii="Arial Narrow" w:hAnsi="Arial Narrow"/>
           <w:color w:val="auto"/>
         </w:rPr>
-        <w:t xml:space="preserve"> </w:t>
+        <w:t xml:space="preserve"/>
       </w:r>
       <w:r>
         <w:rPr>
           <w:rFonts w:ascii="Arial Narrow" w:eastAsia="Times New Roman" w:hAnsi="Arial Narrow"/>
           <w:color w:val="000000" w:themeColor="text1"/>
         </w:rPr>
-        <w:t xml:space="preserve">que </w:t>
-      </w:r>
-      <w:r>
-        <w:rPr>
-          <w:rFonts w:ascii="Arial Narrow" w:hAnsi="Arial Narrow"/>
-        </w:rPr>
-        <w:t xml:space="preserve">obra en el </w:t>
+        <w:t xml:space="preserve"/>
+      </w:r>
+      <w:r>
+        <w:rPr>
+          <w:rFonts w:ascii="Arial Narrow" w:hAnsi="Arial Narrow"/>
+        </w:rPr>
+        <w:t xml:space="preserve"/>
       </w:r>
       <w:r>
         <w:rPr>
@@ -2395,7 +2395,7 @@
           <w:b/>
           <w:bCs/>
         </w:rPr>
-        <w:t xml:space="preserve">documento </w:t>
+        <w:t xml:space="preserve"/>
       </w:r>
       <w:r>
         <w:rPr>
@@ -2404,7 +2404,7 @@
           <w:bCs/>
         </w:rPr>
         <w:lastRenderedPageBreak/>
-        <w:t xml:space="preserve">1 denominado “INDECOPI - PDT.PDF” de la pieza </w:t>
+        <w:t xml:space="preserve"/>
       </w:r>
       <w:proofErr w:type="spellStart"/>
       <w:r>
@@ -2422,7 +2422,7 @@
           <w:b/>
           <w:bCs/>
         </w:rPr>
-        <w:t xml:space="preserve"> </w:t>
+        <w:t xml:space="preserve"/>
       </w:r>
       <w:r>
         <w:rPr>
@@ -2430,7 +2430,7 @@
           <w:b/>
           <w:bCs/>
         </w:rPr>
-        <w:t>6</w:t>
+        <w:t/>
       </w:r>
       <w:r>
         <w:rPr>
@@ -2438,73 +2438,73 @@
           <w:b/>
           <w:bCs/>
         </w:rPr>
-        <w:t xml:space="preserve"> </w:t>
-      </w:r>
-      <w:r>
-        <w:rPr>
-          <w:rFonts w:ascii="Arial Narrow" w:hAnsi="Arial Narrow"/>
-        </w:rPr>
-        <w:t>presentado mediante escrito del 13 de enero de 2026</w:t>
-      </w:r>
-      <w:r>
-        <w:rPr>
-          <w:rFonts w:ascii="Arial Narrow" w:hAnsi="Arial Narrow"/>
-        </w:rPr>
-        <w:t xml:space="preserve"> </w:t>
-      </w:r>
-      <w:r>
-        <w:rPr>
-          <w:rFonts w:ascii="Arial Narrow" w:hAnsi="Arial Narrow"/>
-        </w:rPr>
-        <w:t>del expediente</w:t>
-      </w:r>
-      <w:r>
-        <w:rPr>
-          <w:rFonts w:ascii="Arial Narrow" w:hAnsi="Arial Narrow"/>
-        </w:rPr>
-        <w:t>;</w:t>
-      </w:r>
-      <w:r>
-        <w:rPr>
-          <w:rFonts w:ascii="Arial Narrow" w:hAnsi="Arial Narrow"/>
-          <w:color w:val="auto"/>
-        </w:rPr>
-        <w:t xml:space="preserve"> referidas</w:t>
-      </w:r>
-      <w:r>
-        <w:rPr>
-          <w:rFonts w:ascii="Arial Narrow" w:hAnsi="Arial Narrow"/>
-          <w:color w:val="auto"/>
-        </w:rPr>
-        <w:t xml:space="preserve"> a las declaraciones mensuales (PDT-IGV Renta mensual) del Impuest</w:t>
-      </w:r>
-      <w:r>
-        <w:rPr>
-          <w:rFonts w:ascii="Arial Narrow" w:hAnsi="Arial Narrow"/>
-          <w:color w:val="auto"/>
-        </w:rPr>
-        <w:t xml:space="preserve">o General a las Ventas (IGV) e Impuesto a la Renta (IR) completas del ejercicio </w:t>
+        <w:t xml:space="preserve"/>
+      </w:r>
+      <w:r>
+        <w:rPr>
+          <w:rFonts w:ascii="Arial Narrow" w:hAnsi="Arial Narrow"/>
+        </w:rPr>
+        <w:t/>
+      </w:r>
+      <w:r>
+        <w:rPr>
+          <w:rFonts w:ascii="Arial Narrow" w:hAnsi="Arial Narrow"/>
+        </w:rPr>
+        <w:t xml:space="preserve"/>
+      </w:r>
+      <w:r>
+        <w:rPr>
+          <w:rFonts w:ascii="Arial Narrow" w:hAnsi="Arial Narrow"/>
+        </w:rPr>
+        <w:t/>
+      </w:r>
+      <w:r>
+        <w:rPr>
+          <w:rFonts w:ascii="Arial Narrow" w:hAnsi="Arial Narrow"/>
+        </w:rPr>
+        <w:t/>
+      </w:r>
+      <w:r>
+        <w:rPr>
+          <w:rFonts w:ascii="Arial Narrow" w:hAnsi="Arial Narrow"/>
+          <w:color w:val="auto"/>
+        </w:rPr>
+        <w:t xml:space="preserve"/>
+      </w:r>
+      <w:r>
+        <w:rPr>
+          <w:rFonts w:ascii="Arial Narrow" w:hAnsi="Arial Narrow"/>
+          <w:color w:val="auto"/>
+        </w:rPr>
+        <w:t xml:space="preserve"/>
+      </w:r>
+      <w:r>
+        <w:rPr>
+          <w:rFonts w:ascii="Arial Narrow" w:hAnsi="Arial Narrow"/>
+          <w:color w:val="auto"/>
+        </w:rPr>
+        <w:t xml:space="preserve"/>
       </w:r>
       <w:r>
         <w:rPr>
           <w:rFonts w:ascii="Arial Narrow" w:eastAsia="Times New Roman" w:hAnsi="Arial Narrow"/>
           <w:color w:val="000000" w:themeColor="text1"/>
         </w:rPr>
-        <w:t xml:space="preserve">correspondiente al </w:t>
+        <w:t xml:space="preserve"/>
       </w:r>
       <w:r>
         <w:rPr>
           <w:rFonts w:ascii="Arial Narrow" w:eastAsia="Times New Roman" w:hAnsi="Arial Narrow"/>
           <w:color w:val="000000" w:themeColor="text1"/>
         </w:rPr>
-        <w:t>año/</w:t>
+        <w:t/>
       </w:r>
       <w:r>
         <w:rPr>
           <w:rFonts w:ascii="Arial Narrow" w:eastAsia="Times New Roman" w:hAnsi="Arial Narrow"/>
           <w:color w:val="000000" w:themeColor="text1"/>
         </w:rPr>
-        <w:t xml:space="preserve">periodo </w:t>
+        <w:t xml:space="preserve"/>
       </w:r>
       <w:r>
         <w:rPr>
@@ -2512,28 +2512,28 @@
           <w:color w:val="000000" w:themeColor="text1"/>
           <w:u w:val="single"/>
         </w:rPr>
-        <w:t>2024</w:t>
+        <w:t/>
       </w:r>
       <w:r>
         <w:rPr>
           <w:rFonts w:ascii="Arial Narrow" w:eastAsia="Times New Roman" w:hAnsi="Arial Narrow"/>
           <w:color w:val="000000" w:themeColor="text1"/>
         </w:rPr>
-        <w:t xml:space="preserve"> </w:t>
-      </w:r>
-      <w:r>
-        <w:rPr>
-          <w:rFonts w:ascii="Arial Narrow" w:hAnsi="Arial Narrow"/>
-          <w:color w:val="auto"/>
-        </w:rPr>
-        <w:t>; precisándose que la confidencialidad declarada deberá mantenerse permanentemente</w:t>
-      </w:r>
-      <w:r>
-        <w:rPr>
-          <w:rFonts w:ascii="Arial Narrow" w:hAnsi="Arial Narrow"/>
-          <w:color w:val="auto"/>
-        </w:rPr>
-        <w:t>.</w:t>
+        <w:t xml:space="preserve"/>
+      </w:r>
+      <w:r>
+        <w:rPr>
+          <w:rFonts w:ascii="Arial Narrow" w:hAnsi="Arial Narrow"/>
+          <w:color w:val="auto"/>
+        </w:rPr>
+        <w:t/>
+      </w:r>
+      <w:r>
+        <w:rPr>
+          <w:rFonts w:ascii="Arial Narrow" w:hAnsi="Arial Narrow"/>
+          <w:color w:val="auto"/>
+        </w:rPr>
+        <w:t/>
       </w:r>
     </w:p>
     <w:p>
@@ -2632,7 +2632,7 @@
           <w:b/>
           <w:color w:val="auto"/>
         </w:rPr>
-        <w:t>RESUELVE</w:t>
+        <w:t xml:space="preserve">RESUELVE: calificar, de oficio, como confidencial la información presentada por [DENUNCIANTE]  el 13 de enero de 2026, la cual obra en el documento 1 denominado “INDECOPI - PDT.PDF” de la pieza  6 del expediente; referidas a las declaraciones mensuales (PDT-IGV Renta mensual) del Impuesto General a las Ventas (IGV) e Impuesto a la Renta (IR) completas del ejercicio correspondiente al año/periodo 2024; precisándose que la confidencialidad declarada deberá mantenerse permanentemente.</w:t>
       </w:r>
       <w:r>
         <w:rPr>
@@ -2641,42 +2641,42 @@
           <w:bCs/>
           <w:color w:val="auto"/>
         </w:rPr>
-        <w:t xml:space="preserve">: </w:t>
-      </w:r>
-      <w:r>
-        <w:rPr>
-          <w:rFonts w:ascii="Arial Narrow" w:hAnsi="Arial Narrow"/>
-          <w:color w:val="auto"/>
-        </w:rPr>
-        <w:t>calificar</w:t>
-      </w:r>
-      <w:r>
-        <w:rPr>
-          <w:rFonts w:ascii="Arial Narrow" w:hAnsi="Arial Narrow"/>
-          <w:color w:val="auto"/>
-        </w:rPr>
-        <w:t>, de oficio,</w:t>
-      </w:r>
-      <w:r>
-        <w:rPr>
-          <w:rFonts w:ascii="Arial Narrow" w:hAnsi="Arial Narrow"/>
-          <w:color w:val="auto"/>
-        </w:rPr>
-        <w:t xml:space="preserve"> como confidencial la informació</w:t>
-      </w:r>
-      <w:r>
-        <w:rPr>
-          <w:rFonts w:ascii="Arial Narrow" w:hAnsi="Arial Narrow"/>
-          <w:color w:val="auto"/>
-        </w:rPr>
-        <w:t>n presentada por</w:t>
-      </w:r>
-      <w:r>
-        <w:rPr>
-          <w:rFonts w:ascii="Arial Narrow" w:hAnsi="Arial Narrow"/>
-          <w:color w:val="auto"/>
-        </w:rPr>
-        <w:t xml:space="preserve"> </w:t>
+        <w:t xml:space="preserve"/>
+      </w:r>
+      <w:r>
+        <w:rPr>
+          <w:rFonts w:ascii="Arial Narrow" w:hAnsi="Arial Narrow"/>
+          <w:color w:val="auto"/>
+        </w:rPr>
+        <w:t/>
+      </w:r>
+      <w:r>
+        <w:rPr>
+          <w:rFonts w:ascii="Arial Narrow" w:hAnsi="Arial Narrow"/>
+          <w:color w:val="auto"/>
+        </w:rPr>
+        <w:t/>
+      </w:r>
+      <w:r>
+        <w:rPr>
+          <w:rFonts w:ascii="Arial Narrow" w:hAnsi="Arial Narrow"/>
+          <w:color w:val="auto"/>
+        </w:rPr>
+        <w:t xml:space="preserve"/>
+      </w:r>
+      <w:r>
+        <w:rPr>
+          <w:rFonts w:ascii="Arial Narrow" w:hAnsi="Arial Narrow"/>
+          <w:color w:val="auto"/>
+        </w:rPr>
+        <w:t/>
+      </w:r>
+      <w:r>
+        <w:rPr>
+          <w:rFonts w:ascii="Arial Narrow" w:hAnsi="Arial Narrow"/>
+          <w:color w:val="auto"/>
+        </w:rPr>
+        <w:t xml:space="preserve"/>
       </w:r>
       <w:proofErr w:type="spellStart"/>
       <w:r>
@@ -2685,7 +2685,7 @@
           <w:bCs/>
           <w:color w:val="auto"/>
         </w:rPr>
-        <w:t>Aggity</w:t>
+        <w:t/>
       </w:r>
       <w:proofErr w:type="spellEnd"/>
       <w:r>
@@ -2694,7 +2694,7 @@
           <w:bCs/>
           <w:color w:val="auto"/>
         </w:rPr>
-        <w:t xml:space="preserve"> Perú S.A.C. </w:t>
+        <w:t xml:space="preserve"/>
       </w:r>
       <w:r>
         <w:rPr>
@@ -2702,7 +2702,7 @@
           <w:bCs/>
           <w:color w:val="auto"/>
         </w:rPr>
-        <w:t xml:space="preserve"> </w:t>
+        <w:t xml:space="preserve"/>
       </w:r>
       <w:r>
         <w:rPr>
@@ -2710,20 +2710,20 @@
           <w:bCs/>
           <w:color w:val="auto"/>
         </w:rPr>
-        <w:t xml:space="preserve">el 13 de enero de 2026, </w:t>
-      </w:r>
-      <w:r>
-        <w:rPr>
-          <w:rFonts w:ascii="Arial Narrow" w:hAnsi="Arial Narrow"/>
-          <w:color w:val="auto"/>
-        </w:rPr>
-        <w:t xml:space="preserve">la cual </w:t>
-      </w:r>
-      <w:r>
-        <w:rPr>
-          <w:rFonts w:ascii="Arial Narrow" w:hAnsi="Arial Narrow"/>
-        </w:rPr>
-        <w:t xml:space="preserve">obra en el </w:t>
+        <w:t xml:space="preserve"/>
+      </w:r>
+      <w:r>
+        <w:rPr>
+          <w:rFonts w:ascii="Arial Narrow" w:hAnsi="Arial Narrow"/>
+          <w:color w:val="auto"/>
+        </w:rPr>
+        <w:t xml:space="preserve"/>
+      </w:r>
+      <w:r>
+        <w:rPr>
+          <w:rFonts w:ascii="Arial Narrow" w:hAnsi="Arial Narrow"/>
+        </w:rPr>
+        <w:t xml:space="preserve"/>
       </w:r>
       <w:r>
         <w:rPr>
@@ -2731,7 +2731,7 @@
           <w:b/>
           <w:bCs/>
         </w:rPr>
-        <w:t xml:space="preserve">documento </w:t>
+        <w:t xml:space="preserve"/>
       </w:r>
       <w:r>
         <w:rPr>
@@ -2739,7 +2739,7 @@
           <w:b/>
           <w:bCs/>
         </w:rPr>
-        <w:t>1</w:t>
+        <w:t/>
       </w:r>
       <w:r>
         <w:rPr>
@@ -2747,7 +2747,7 @@
           <w:b/>
           <w:bCs/>
         </w:rPr>
-        <w:t xml:space="preserve"> denominado “</w:t>
+        <w:t xml:space="preserve"/>
       </w:r>
       <w:r>
         <w:rPr>
@@ -2755,7 +2755,7 @@
           <w:b/>
           <w:bCs/>
         </w:rPr>
-        <w:t>INDECOPI - PDT.PDF</w:t>
+        <w:t/>
       </w:r>
       <w:r>
         <w:rPr>
@@ -2763,7 +2763,7 @@
           <w:b/>
           <w:bCs/>
         </w:rPr>
-        <w:t>”</w:t>
+        <w:t/>
       </w:r>
       <w:r>
         <w:rPr>
@@ -2771,7 +2771,7 @@
           <w:b/>
           <w:bCs/>
         </w:rPr>
-        <w:t xml:space="preserve"> de la pieza </w:t>
+        <w:t xml:space="preserve"/>
       </w:r>
       <w:proofErr w:type="spellStart"/>
       <w:r>
@@ -2789,7 +2789,7 @@
           <w:b/>
           <w:bCs/>
         </w:rPr>
-        <w:t xml:space="preserve"> </w:t>
+        <w:t xml:space="preserve"/>
       </w:r>
       <w:r>
         <w:rPr>
@@ -2797,7 +2797,7 @@
           <w:b/>
           <w:bCs/>
         </w:rPr>
-        <w:t>6</w:t>
+        <w:t/>
       </w:r>
       <w:r>
         <w:rPr>
@@ -2805,69 +2805,69 @@
           <w:b/>
           <w:bCs/>
         </w:rPr>
-        <w:t xml:space="preserve"> </w:t>
-      </w:r>
-      <w:r>
-        <w:rPr>
-          <w:rFonts w:ascii="Arial Narrow" w:hAnsi="Arial Narrow"/>
-        </w:rPr>
-        <w:t>del expediente;</w:t>
-      </w:r>
-      <w:r>
-        <w:rPr>
-          <w:rFonts w:ascii="Arial Narrow" w:hAnsi="Arial Narrow"/>
-          <w:color w:val="auto"/>
-        </w:rPr>
-        <w:t xml:space="preserve"> referid</w:t>
-      </w:r>
-      <w:r>
-        <w:rPr>
-          <w:rFonts w:ascii="Arial Narrow" w:hAnsi="Arial Narrow"/>
-          <w:color w:val="auto"/>
-        </w:rPr>
-        <w:t>as</w:t>
-      </w:r>
-      <w:r>
-        <w:rPr>
-          <w:rFonts w:ascii="Arial Narrow" w:hAnsi="Arial Narrow"/>
-          <w:color w:val="auto"/>
-        </w:rPr>
-        <w:t xml:space="preserve"> a</w:t>
-      </w:r>
-      <w:r>
-        <w:rPr>
-          <w:rFonts w:ascii="Arial Narrow" w:hAnsi="Arial Narrow"/>
-          <w:color w:val="auto"/>
-        </w:rPr>
-        <w:t xml:space="preserve"> las declaraciones</w:t>
-      </w:r>
-      <w:r>
-        <w:rPr>
-          <w:rFonts w:ascii="Arial Narrow" w:hAnsi="Arial Narrow"/>
-          <w:color w:val="auto"/>
-        </w:rPr>
-        <w:t xml:space="preserve"> mensuales (PDT-IGV Renta mensual) del Impuesto General a las Ventas (IGV) e Impuesto a la Renta (IR) </w:t>
-      </w:r>
-      <w:r>
-        <w:rPr>
-          <w:rFonts w:ascii="Arial Narrow" w:hAnsi="Arial Narrow"/>
-          <w:color w:val="auto"/>
-        </w:rPr>
-        <w:t xml:space="preserve">completas del </w:t>
-      </w:r>
-      <w:r>
-        <w:rPr>
-          <w:rFonts w:ascii="Arial Narrow" w:hAnsi="Arial Narrow"/>
-          <w:color w:val="auto"/>
-        </w:rPr>
-        <w:t xml:space="preserve">ejercicio </w:t>
+        <w:t xml:space="preserve"/>
+      </w:r>
+      <w:r>
+        <w:rPr>
+          <w:rFonts w:ascii="Arial Narrow" w:hAnsi="Arial Narrow"/>
+        </w:rPr>
+        <w:t/>
+      </w:r>
+      <w:r>
+        <w:rPr>
+          <w:rFonts w:ascii="Arial Narrow" w:hAnsi="Arial Narrow"/>
+          <w:color w:val="auto"/>
+        </w:rPr>
+        <w:t xml:space="preserve"/>
+      </w:r>
+      <w:r>
+        <w:rPr>
+          <w:rFonts w:ascii="Arial Narrow" w:hAnsi="Arial Narrow"/>
+          <w:color w:val="auto"/>
+        </w:rPr>
+        <w:t/>
+      </w:r>
+      <w:r>
+        <w:rPr>
+          <w:rFonts w:ascii="Arial Narrow" w:hAnsi="Arial Narrow"/>
+          <w:color w:val="auto"/>
+        </w:rPr>
+        <w:t xml:space="preserve"/>
+      </w:r>
+      <w:r>
+        <w:rPr>
+          <w:rFonts w:ascii="Arial Narrow" w:hAnsi="Arial Narrow"/>
+          <w:color w:val="auto"/>
+        </w:rPr>
+        <w:t xml:space="preserve"/>
+      </w:r>
+      <w:r>
+        <w:rPr>
+          <w:rFonts w:ascii="Arial Narrow" w:hAnsi="Arial Narrow"/>
+          <w:color w:val="auto"/>
+        </w:rPr>
+        <w:t xml:space="preserve"/>
+      </w:r>
+      <w:r>
+        <w:rPr>
+          <w:rFonts w:ascii="Arial Narrow" w:hAnsi="Arial Narrow"/>
+          <w:color w:val="auto"/>
+        </w:rPr>
+        <w:t xml:space="preserve"/>
+      </w:r>
+      <w:r>
+        <w:rPr>
+          <w:rFonts w:ascii="Arial Narrow" w:hAnsi="Arial Narrow"/>
+          <w:color w:val="auto"/>
+        </w:rPr>
+        <w:t xml:space="preserve"/>
       </w:r>
       <w:r>
         <w:rPr>
           <w:rFonts w:ascii="Arial Narrow" w:eastAsia="Times New Roman" w:hAnsi="Arial Narrow"/>
           <w:color w:val="000000" w:themeColor="text1"/>
         </w:rPr>
-        <w:t xml:space="preserve">correspondiente al año/periodo </w:t>
+        <w:t xml:space="preserve"/>
       </w:r>
       <w:r>
         <w:rPr>
@@ -2875,28 +2875,28 @@
           <w:color w:val="000000" w:themeColor="text1"/>
           <w:u w:val="single"/>
         </w:rPr>
-        <w:t>2024;</w:t>
+        <w:t/>
       </w:r>
       <w:r>
         <w:rPr>
           <w:rFonts w:ascii="Arial Narrow" w:eastAsia="Times New Roman" w:hAnsi="Arial Narrow"/>
           <w:color w:val="000000" w:themeColor="text1"/>
         </w:rPr>
-        <w:t xml:space="preserve"> </w:t>
-      </w:r>
-      <w:r>
-        <w:rPr>
-          <w:rFonts w:ascii="Arial Narrow" w:hAnsi="Arial Narrow"/>
-          <w:color w:val="auto"/>
-        </w:rPr>
-        <w:t>precisándose que la confidencialidad declarada deberá mantenerse perma</w:t>
-      </w:r>
-      <w:r>
-        <w:rPr>
-          <w:rFonts w:ascii="Arial Narrow" w:hAnsi="Arial Narrow"/>
-          <w:color w:val="auto"/>
-        </w:rPr>
-        <w:t>nentemente.</w:t>
+        <w:t xml:space="preserve"/>
+      </w:r>
+      <w:r>
+        <w:rPr>
+          <w:rFonts w:ascii="Arial Narrow" w:hAnsi="Arial Narrow"/>
+          <w:color w:val="auto"/>
+        </w:rPr>
+        <w:t/>
+      </w:r>
+      <w:r>
+        <w:rPr>
+          <w:rFonts w:ascii="Arial Narrow" w:hAnsi="Arial Narrow"/>
+          <w:color w:val="auto"/>
+        </w:rPr>
+        <w:t/>
       </w:r>
     </w:p>
     <w:p>

--- a/plantillas_maestras/09_seguro_patrimonial_caucion_rc/materia_general_asegurativa/1_ddo_aseguradora/varon/TPL_3163_2025_SEGURO_PATRIMONIAL_CAUCION_RC_MATERIA_GENERAL_ASEGURATIVA_ASEGURADORA_VARON_R21.docx
+++ b/plantillas_maestras/09_seguro_patrimonial_caucion_rc/materia_general_asegurativa/1_ddo_aseguradora/varon/TPL_3163_2025_SEGURO_PATRIMONIAL_CAUCION_RC_MATERIA_GENERAL_ASEGURATIVA_ASEGURADORA_VARON_R21.docx
@@ -1191,7 +1191,7 @@
         <w:rPr>
           <w:rFonts w:ascii="Arial Narrow" w:hAnsi="Arial Narrow"/>
         </w:rPr>
-        <w:t xml:space="preserve">El 19 de julio de 2023, el Pleno de la Comisión de Protección al Consumidor  1 (en adelante, Comisión) acordó delegar a la Secretaría Técnica de la Comisión de Protección al Consumidor 1 (en adelante, la Secretaría Técnica) la facultad de calificar y declarar la confidencialidad de la información solicitada a pedido de parte o de oficio, en el marco de la tramitación de los procedimientos de protección al consumidor, en primera y segunda instancia administrativa. En ese sentido, corresponde emitir un pronunciamiento respecto a la confidencialidad de la documentación presentada por [APELLIDO]. </w:t>
+        <w:t xml:space="preserve">El 19 de julio de 2023, el Pleno de la Comisión de Protección al Consumidor 1 (en adelante, Comisión) acordó delegar a la Secretaría Técnica de la Comisión de Protección al Consumidor 1 (en adelante, la Secretaría Técnica) la facultad de calificar y declarar la confidencialidad de la información solicitada a pedido de parte o de oficio, en el marco de la tramitación de los procedimientos de protección al consumidor, en primera y segunda instancia administrativa. En ese sentido, corresponde emitir un pronunciamiento respecto a la confidencialidad de la documentación presentada por [APELLIDO]. </w:t>
       </w:r>
       <w:r>
         <w:rPr>
@@ -2302,7 +2302,7 @@
           <w:rFonts w:ascii="Arial Narrow" w:hAnsi="Arial Narrow"/>
           <w:color w:val="auto"/>
         </w:rPr>
-        <w:t xml:space="preserve">En consecuencia, conforme a lo dispuesto en el artículo 85 del Código Tributario, la Secretaría Técnica considera que corresponde declarar la confidencialidad de la información contenida en las copias de las declaraciones juradas mensuales (PDT-IGV Renta mensual) del Impuesto General a las Ventas (IGV) e Impuesto a la Renta (IR) del ejercicio correspondiente al periodo 2024 [APELLIDO] que obra en el documento 1 denominado “INDECOPI - PDT.PDF” de la pieza  6 presentado mediante escrito del 13 de enero de 2026 del expediente; referidas a las declaraciones mensuales (PDT-IGV Renta mensual) del Impuesto General a las Ventas (IGV) e Impuesto a la Renta (IR) completas del ejercicio correspondiente al año/periodo 2024 ; precisándose que la confidencialidad declarada deberá mantenerse permanentemente.</w:t>
+        <w:t xml:space="preserve">En consecuencia, conforme a lo dispuesto en el artículo 85 del Código Tributario, la Secretaría Técnica considera que corresponde declarar la confidencialidad de la información contenida en las copias de las declaraciones juradas mensuales (PDT-IGV Renta mensual) del Impuesto General a las Ventas (IGV) e Impuesto a la Renta (IR) del ejercicio correspondiente al periodo 2024 [APELLIDO] que obra en el documento 1 denominado “INDECOPI - PDT.PDF” de la pieza 6 presentado mediante escrito del 13 de enero de 2026 del expediente; referidas a las declaraciones mensuales (PDT-IGV Renta mensual) del Impuesto General a las Ventas (IGV) e Impuesto a la Renta (IR) completas del ejercicio correspondiente al año/periodo 2024 ; precisándose que la confidencialidad declarada deberá mantenerse permanentemente.</w:t>
       </w:r>
       <w:r>
         <w:rPr>
@@ -2632,7 +2632,7 @@
           <w:b/>
           <w:color w:val="auto"/>
         </w:rPr>
-        <w:t xml:space="preserve">RESUELVE: calificar, de oficio, como confidencial la información presentada por [DENUNCIANTE]  el 13 de enero de 2026, la cual obra en el documento 1 denominado “INDECOPI - PDT.PDF” de la pieza  6 del expediente; referidas a las declaraciones mensuales (PDT-IGV Renta mensual) del Impuesto General a las Ventas (IGV) e Impuesto a la Renta (IR) completas del ejercicio correspondiente al año/periodo 2024; precisándose que la confidencialidad declarada deberá mantenerse permanentemente.</w:t>
+        <w:t xml:space="preserve">RESUELVE: calificar, de oficio, como confidencial la información presentada por [DENUNCIANTE] el 13 de enero de 2026, la cual obra en el documento 1 denominado “INDECOPI - PDT.PDF” de la pieza 6 del expediente; referidas a las declaraciones mensuales (PDT-IGV Renta mensual) del Impuesto General a las Ventas (IGV) e Impuesto a la Renta (IR) completas del ejercicio correspondiente al año/periodo 2024; precisándose que la confidencialidad declarada deberá mantenerse permanentemente.</w:t>
       </w:r>
       <w:r>
         <w:rPr>
